--- a/layunin-theme/downloadables/3_DIGITAL_ASSET_EMPIRE.docx
+++ b/layunin-theme/downloadables/3_DIGITAL_ASSET_EMPIRE.docx
@@ -8,12 +8,11 @@
       </w:pPr>
       <w:r>
         <w:rPr>
-          <w:rFonts w:ascii="Georgia" w:hAnsi="Georgia"/>
           <w:b/>
           <w:color w:val="050A18"/>
           <w:sz w:val="64"/>
         </w:rPr>
-        <w:t>DIGITAL ASSET EMPIRE</w:t>
+        <w:t>DIGITAL_ASSET_EMPIRE</w:t>
       </w:r>
     </w:p>
     <w:p>
@@ -30,8 +29,94 @@
       </w:r>
     </w:p>
     <w:p>
+      <w:pPr>
+        <w:pStyle w:val="Heading1"/>
+      </w:pPr>
       <w:r>
-        <w:br/>
+        <w:t>EXECUTIVE SUMMARY</w:t>
+      </w:r>
+    </w:p>
+    <w:p>
+      <w:r>
+        <w:t>Stop trading hours for pesos. To achieve absolute mastery, you must build pipes that channel wealth into your life while you sleep. Digital assets represent equity in the modern economy. This is your infrastructure blueprint.</w:t>
+      </w:r>
+    </w:p>
+    <w:p>
+      <w:pPr>
+        <w:pStyle w:val="Heading2"/>
+      </w:pPr>
+      <w:r>
+        <w:t>The Niche Identification Matrix</w:t>
+      </w:r>
+    </w:p>
+    <w:p>
+      <w:r>
+        <w:t>Do not chase trends; solve pain points. Use the Intersection Matrix: Skills + Passion + Market Gap. Identify 'Pain Points' that global clients will pay a premium to solve.</w:t>
+      </w:r>
+    </w:p>
+    <w:p>
+      <w:pPr>
+        <w:pStyle w:val="Heading2"/>
+      </w:pPr>
+      <w:r>
+        <w:t>The Value Ladder Architecture</w:t>
+      </w:r>
+    </w:p>
+    <w:p>
+      <w:r>
+        <w:t>Design an ecosystem that guides customers from curiosity to mastery. From free protocols to flagship accelerators and high-ticket consulting.</w:t>
+      </w:r>
+    </w:p>
+    <w:p>
+      <w:pPr>
+        <w:pStyle w:val="Heading2"/>
+      </w:pPr>
+      <w:r>
+        <w:t>High-Conversion Psychological Funnels</w:t>
+      </w:r>
+    </w:p>
+    <w:p>
+      <w:r>
+        <w:t>Writing copy that sticks. The Email Mastery sequence: Day 1: The Bridge, Day 2: The Proof, Day 3: The Scarcity. Frictionless checkout protocols for global scale.</w:t>
+      </w:r>
+    </w:p>
+    <w:p>
+      <w:pPr>
+        <w:pStyle w:val="Heading2"/>
+      </w:pPr>
+      <w:r>
+        <w:t>Platform Mastery (PH &amp; Global)</w:t>
+      </w:r>
+    </w:p>
+    <w:p>
+      <w:r>
+        <w:t>Technical setup for the modern Architect. Localized PH pipes (GCash, Maya) and global standard implementations (WooCommerce, Gumroad, Stripe).</w:t>
+      </w:r>
+    </w:p>
+    <w:p>
+      <w:pPr>
+        <w:pStyle w:val="Heading2"/>
+      </w:pPr>
+      <w:r>
+        <w:t>The Omnipresence Strategy</w:t>
+      </w:r>
+    </w:p>
+    <w:p>
+      <w:r>
+        <w:t>How to stay top-of-mind without burning out. Use content pillars to attract your ideal 'Master Architect' avatar and build long-term authority.</w:t>
+      </w:r>
+    </w:p>
+    <w:p>
+      <w:pPr>
+        <w:pStyle w:val="Heading2"/>
+      </w:pPr>
+      <w:r>
+        <w:t>Post-Purchase Retention Logic</w:t>
+      </w:r>
+    </w:p>
+    <w:p>
+      <w:r>
+        <w:t>The sale is just the beginning. Architect an onboarding experience that ensures client success and naturally leads to the next tier of your value ladder.</w:t>
       </w:r>
     </w:p>
     <w:p>
@@ -39,169 +124,7 @@
         <w:pStyle w:val="Heading1"/>
       </w:pPr>
       <w:r>
-        <w:t>I. THE ARCHITECTURAL CORE</w:t>
-      </w:r>
-    </w:p>
-    <w:p>
-      <w:r>
-        <w:t>This blueprint is a Tier-1 strategic asset designed for high-achievers. It provides the frameworks, the psychology, and the tools for absolute mastery.</w:t>
-      </w:r>
-    </w:p>
-    <w:p>
-      <w:pPr>
-        <w:pStyle w:val="Heading2"/>
-      </w:pPr>
-      <w:r>
-        <w:t>I. THE ARCHITECTURE OF FREEDOM</w:t>
-      </w:r>
-    </w:p>
-    <w:p>
-      <w:pPr>
-        <w:jc w:val="left"/>
-      </w:pPr>
-      <w:r>
-        <w:t>Trading time for money is a trap. To achieve absolute mastery, you must build digital pipes that channel wealth into your life while you sleep. Digital assets (guides, templates, software, courses) represent equity in the modern economy.</w:t>
-      </w:r>
-    </w:p>
-    <w:p>
-      <w:r>
-        <w:br/>
-      </w:r>
-    </w:p>
-    <w:p>
-      <w:pPr>
-        <w:pStyle w:val="Heading2"/>
-      </w:pPr>
-      <w:r>
-        <w:t>II. THE NICHE IDENTIFICATION MATRIX</w:t>
-      </w:r>
-    </w:p>
-    <w:p>
-      <w:pPr>
-        <w:jc w:val="left"/>
-      </w:pPr>
-      <w:r>
-        <w:t xml:space="preserve">Do not chase trends; solve pain points. Use the Intersection Matrix: </w:t>
-        <w:br/>
-        <w:br/>
-        <w:t>1. Skills: What have you mastered over 5,000+ hours?</w:t>
-        <w:br/>
-        <w:t>2. Passion: What can you study for hours without fatigue?</w:t>
-        <w:br/>
-        <w:t>3. Market Gap: What is a problem Filipinos or global clients are desperate to solve?</w:t>
-        <w:br/>
-        <w:br/>
-        <w:t>Result: You are now a Category-of-One leader.</w:t>
-      </w:r>
-    </w:p>
-    <w:p>
-      <w:r>
-        <w:br/>
-      </w:r>
-    </w:p>
-    <w:p>
-      <w:pPr>
-        <w:pStyle w:val="Heading2"/>
-      </w:pPr>
-      <w:r>
-        <w:t>III. THE VALUE LADDER ARCHITECTURE</w:t>
-      </w:r>
-    </w:p>
-    <w:p>
-      <w:pPr>
-        <w:jc w:val="left"/>
-      </w:pPr>
-      <w:r>
-        <w:t xml:space="preserve">Design an ecosystem that guides customers from curiosity to mastery. </w:t>
-        <w:br/>
-        <w:br/>
-        <w:t>- Tier 1: Free Protocols (Build Trust).</w:t>
-        <w:br/>
-        <w:t>- Tier 2: $20 - $99 Accelerators (Solve specific problems).</w:t>
-        <w:br/>
-        <w:t>- Tier 3: $500+ Flagship Systems (Complete transformation).</w:t>
-      </w:r>
-    </w:p>
-    <w:p>
-      <w:r>
-        <w:br/>
-      </w:r>
-    </w:p>
-    <w:p>
-      <w:pPr>
-        <w:pStyle w:val="Heading2"/>
-      </w:pPr>
-      <w:r>
-        <w:t>IV. HIGH-CONVERSION PSYCHOLOGICAL FUNNELS</w:t>
-      </w:r>
-    </w:p>
-    <w:p>
-      <w:pPr>
-        <w:jc w:val="left"/>
-      </w:pPr>
-      <w:r>
-        <w:t xml:space="preserve">Learn the copywriting triggers that turn visitors into fans. We detail the 'Email Mastery' sequence: </w:t>
-        <w:br/>
-        <w:t>- Day 1: The Bridge (Value-First).</w:t>
-        <w:br/>
-        <w:t>- Day 2: The Proof (Logic).</w:t>
-        <w:br/>
-        <w:t>- Day 3: The Scarcity (Emotion).</w:t>
-      </w:r>
-    </w:p>
-    <w:p>
-      <w:r>
-        <w:br/>
-      </w:r>
-    </w:p>
-    <w:p>
-      <w:pPr>
-        <w:pStyle w:val="Heading2"/>
-      </w:pPr>
-      <w:r>
-        <w:t>V. PLATFORM MASTERY (PH &amp; GLOBAL)</w:t>
-      </w:r>
-    </w:p>
-    <w:p>
-      <w:pPr>
-        <w:jc w:val="left"/>
-      </w:pPr>
-      <w:r>
-        <w:t>Technical setup for the modern Architect. We cover localized PH pipes (GCash, Maya) and global standard implementations (WooCommerce, Gumroad, Stripe). Learn how to build a world-class storefront with zero technical friction.</w:t>
-      </w:r>
-    </w:p>
-    <w:p>
-      <w:r>
-        <w:br/>
-      </w:r>
-    </w:p>
-    <w:p>
-      <w:pPr>
-        <w:pStyle w:val="Heading2"/>
-      </w:pPr>
-      <w:r>
-        <w:t>VI. THE OMNIPRESENCE STRATEGY</w:t>
-      </w:r>
-    </w:p>
-    <w:p>
-      <w:pPr>
-        <w:jc w:val="left"/>
-      </w:pPr>
-      <w:r>
-        <w:t>How to stay top-of-mind without burning out. Use content pillars to attract your ideal 'Master Architect' avatar. Position yourself as the definitive guide in your chosen niche.</w:t>
-      </w:r>
-    </w:p>
-    <w:p>
-      <w:r>
-        <w:br/>
-      </w:r>
-    </w:p>
-    <w:p>
-      <w:pPr>
-        <w:pStyle w:val="Heading1"/>
-      </w:pPr>
-      <w:r>
-        <w:t>II. ELITE EXECUTION CHECKLIST</w:t>
+        <w:t>ELITE EXECUTION CHECKLIST</w:t>
       </w:r>
     </w:p>
     <w:p>
@@ -209,7 +132,7 @@
         <w:pStyle w:val="ListBullet"/>
       </w:pPr>
       <w:r>
-        <w:t>Complete the Niche Matrix exercise to find your core topic.</w:t>
+        <w:t>Complete the Niche Matrix exercise.</w:t>
       </w:r>
     </w:p>
     <w:p>
@@ -217,7 +140,7 @@
         <w:pStyle w:val="ListBullet"/>
       </w:pPr>
       <w:r>
-        <w:t>Outline your Tier-1 Lead Magnet to build your authority list.</w:t>
+        <w:t>Outline your Tier-1 Lead Magnet.</w:t>
       </w:r>
     </w:p>
     <w:p>
@@ -225,7 +148,7 @@
         <w:pStyle w:val="ListBullet"/>
       </w:pPr>
       <w:r>
-        <w:t>Connect your local PH payment pipes (GCash/Maya) to your site.</w:t>
+        <w:t>Connect your local PH payment pipes (GCash/Maya).</w:t>
       </w:r>
     </w:p>
     <w:p>
@@ -233,7 +156,7 @@
         <w:pStyle w:val="ListBullet"/>
       </w:pPr>
       <w:r>
-        <w:t>Draft your first 5-part automated welcome email sequence.</w:t>
+        <w:t>Draft your first 5-part automated email sequence.</w:t>
       </w:r>
     </w:p>
     <w:p>
@@ -241,24 +164,10 @@
         <w:pStyle w:val="ListBullet"/>
       </w:pPr>
       <w:r>
-        <w:t>Schedule your first 'Asset Production Day' in your calendar.</w:t>
-      </w:r>
-    </w:p>
-    <w:p>
-      <w:pPr>
-        <w:pStyle w:val="Heading1"/>
-      </w:pPr>
-      <w:r>
-        <w:t>III. FINAL EXECUTIVE SUMMARY</w:t>
-      </w:r>
-    </w:p>
-    <w:p>
-      <w:r>
-        <w:t>Your potential is only as strong as the systems you deploy. This document serves as the architecture; you are the master builder. Initiate the protocol immediately.</w:t>
+        <w:t>Schedule your first 'Asset Production Day'.</w:t>
       </w:r>
     </w:p>
     <w:sectPr>
-      <w:footerReference w:type="default" r:id="rId9"/>
       <w:pgSz w:w="12240" w:h="15840"/>
       <w:pgMar w:top="1440" w:right="1800" w:bottom="1440" w:left="1800" w:header="720" w:footer="720" w:gutter="0"/>
       <w:cols w:space="720"/>
@@ -266,19 +175,6 @@
     </w:sectPr>
   </w:body>
 </w:document>
-</file>
-
-<file path=word/footer1.xml><?xml version="1.0" encoding="utf-8"?>
-<w:ftr xmlns:m="http://schemas.openxmlformats.org/officeDocument/2006/math" xmlns:mc="http://schemas.openxmlformats.org/markup-compatibility/2006" xmlns:mo="http://schemas.microsoft.com/office/mac/office/2008/main" xmlns:mv="urn:schemas-microsoft-com:mac:vml" xmlns:o="urn:schemas-microsoft-com:office:office" xmlns:r="http://schemas.openxmlformats.org/officeDocument/2006/relationships" xmlns:v="urn:schemas-microsoft-com:vml" xmlns:w10="urn:schemas-microsoft-com:office:word" xmlns:w14="http://schemas.microsoft.com/office/word/2010/wordml" xmlns:w="http://schemas.openxmlformats.org/wordprocessingml/2006/main" xmlns:wne="http://schemas.microsoft.com/office/word/2006/wordml" xmlns:wp14="http://schemas.microsoft.com/office/word/2010/wordprocessingDrawing" xmlns:wp="http://schemas.openxmlformats.org/drawingml/2006/wordprocessingDrawing" xmlns:wpc="http://schemas.microsoft.com/office/word/2010/wordprocessingCanvas" xmlns:wpg="http://schemas.microsoft.com/office/word/2010/wordprocessingGroup" xmlns:wpi="http://schemas.microsoft.com/office/word/2010/wordprocessingInk" xmlns:wps="http://schemas.microsoft.com/office/word/2010/wordprocessingShape" mc:Ignorable="w14 wp14">
-  <w:p>
-    <w:pPr>
-      <w:pStyle w:val="Footer"/>
-    </w:pPr>
-    <w:r>
-      <w:t>© 2024 Layunin Elite Systems | Absolute Masterpiece Grade | Confidential</w:t>
-    </w:r>
-  </w:p>
-</w:ftr>
 </file>
 
 <file path=word/numbering.xml><?xml version="1.0" encoding="utf-8"?>

--- a/layunin-theme/downloadables/3_DIGITAL_ASSET_EMPIRE.docx
+++ b/layunin-theme/downloadables/3_DIGITAL_ASSET_EMPIRE.docx
@@ -4,15 +4,11 @@
   <w:body>
     <w:p>
       <w:pPr>
+        <w:pStyle w:val="Title"/>
         <w:jc w:val="center"/>
       </w:pPr>
       <w:r>
-        <w:rPr>
-          <w:b/>
-          <w:color w:val="050A18"/>
-          <w:sz w:val="64"/>
-        </w:rPr>
-        <w:t>DIGITAL_ASSET_EMPIRE</w:t>
+        <w:t>DIGITAL ASSET EMPIRE</w:t>
       </w:r>
     </w:p>
     <w:p>
@@ -20,12 +16,12 @@
         <w:jc w:val="center"/>
       </w:pPr>
       <w:r>
-        <w:rPr>
-          <w:i/>
-          <w:color w:val="C5A02B"/>
-          <w:sz w:val="36"/>
-        </w:rPr>
         <w:t>Building Scalable, Low-Maintenance Income Streams That Flow 24/7</w:t>
+      </w:r>
+    </w:p>
+    <w:p>
+      <w:r>
+        <w:br w:type="page"/>
       </w:r>
     </w:p>
     <w:p>
@@ -33,90 +29,38 @@
         <w:pStyle w:val="Heading1"/>
       </w:pPr>
       <w:r>
-        <w:t>EXECUTIVE SUMMARY</w:t>
+        <w:t>MODULE 1: Niche Identification Matrix</w:t>
       </w:r>
     </w:p>
     <w:p>
       <w:r>
-        <w:t>Stop trading hours for pesos. To achieve absolute mastery, you must build pipes that channel wealth into your life while you sleep. Digital assets represent equity in the modern economy. This is your infrastructure blueprint.</w:t>
+        <w:t>Strategic Objective: Solve premium pain.</w:t>
+      </w:r>
+    </w:p>
+    <w:p>
+      <w:r>
+        <w:t>Skills + Passion + Market Gap analysis.</w:t>
+      </w:r>
+    </w:p>
+    <w:p>
+      <w:r>
+        <w:t>Elite Execution Steps:</w:t>
       </w:r>
     </w:p>
     <w:p>
       <w:pPr>
-        <w:pStyle w:val="Heading2"/>
+        <w:pStyle w:val="ListBullet"/>
       </w:pPr>
       <w:r>
-        <w:t>The Niche Identification Matrix</w:t>
-      </w:r>
-    </w:p>
-    <w:p>
-      <w:r>
-        <w:t>Do not chase trends; solve pain points. Use the Intersection Matrix: Skills + Passion + Market Gap. Identify 'Pain Points' that global clients will pay a premium to solve.</w:t>
+        <w:t>Identify 3 pains</w:t>
       </w:r>
     </w:p>
     <w:p>
       <w:pPr>
-        <w:pStyle w:val="Heading2"/>
+        <w:pStyle w:val="ListBullet"/>
       </w:pPr>
       <w:r>
-        <w:t>The Value Ladder Architecture</w:t>
-      </w:r>
-    </w:p>
-    <w:p>
-      <w:r>
-        <w:t>Design an ecosystem that guides customers from curiosity to mastery. From free protocols to flagship accelerators and high-ticket consulting.</w:t>
-      </w:r>
-    </w:p>
-    <w:p>
-      <w:pPr>
-        <w:pStyle w:val="Heading2"/>
-      </w:pPr>
-      <w:r>
-        <w:t>High-Conversion Psychological Funnels</w:t>
-      </w:r>
-    </w:p>
-    <w:p>
-      <w:r>
-        <w:t>Writing copy that sticks. The Email Mastery sequence: Day 1: The Bridge, Day 2: The Proof, Day 3: The Scarcity. Frictionless checkout protocols for global scale.</w:t>
-      </w:r>
-    </w:p>
-    <w:p>
-      <w:pPr>
-        <w:pStyle w:val="Heading2"/>
-      </w:pPr>
-      <w:r>
-        <w:t>Platform Mastery (PH &amp; Global)</w:t>
-      </w:r>
-    </w:p>
-    <w:p>
-      <w:r>
-        <w:t>Technical setup for the modern Architect. Localized PH pipes (GCash, Maya) and global standard implementations (WooCommerce, Gumroad, Stripe).</w:t>
-      </w:r>
-    </w:p>
-    <w:p>
-      <w:pPr>
-        <w:pStyle w:val="Heading2"/>
-      </w:pPr>
-      <w:r>
-        <w:t>The Omnipresence Strategy</w:t>
-      </w:r>
-    </w:p>
-    <w:p>
-      <w:r>
-        <w:t>How to stay top-of-mind without burning out. Use content pillars to attract your ideal 'Master Architect' avatar and build long-term authority.</w:t>
-      </w:r>
-    </w:p>
-    <w:p>
-      <w:pPr>
-        <w:pStyle w:val="Heading2"/>
-      </w:pPr>
-      <w:r>
-        <w:t>Post-Purchase Retention Logic</w:t>
-      </w:r>
-    </w:p>
-    <w:p>
-      <w:r>
-        <w:t>The sale is just the beginning. Architect an onboarding experience that ensures client success and naturally leads to the next tier of your value ladder.</w:t>
+        <w:t>Avatar deep-dive</w:t>
       </w:r>
     </w:p>
     <w:p>
@@ -124,7 +68,22 @@
         <w:pStyle w:val="Heading1"/>
       </w:pPr>
       <w:r>
-        <w:t>ELITE EXECUTION CHECKLIST</w:t>
+        <w:t>MODULE 2: Automated Value Ladders</w:t>
+      </w:r>
+    </w:p>
+    <w:p>
+      <w:r>
+        <w:t>Strategic Objective: Scale with zero friction.</w:t>
+      </w:r>
+    </w:p>
+    <w:p>
+      <w:r>
+        <w:t>Lead magnets to high-ticket consulting.</w:t>
+      </w:r>
+    </w:p>
+    <w:p>
+      <w:r>
+        <w:t>Elite Execution Steps:</w:t>
       </w:r>
     </w:p>
     <w:p>
@@ -132,7 +91,7 @@
         <w:pStyle w:val="ListBullet"/>
       </w:pPr>
       <w:r>
-        <w:t>Complete the Niche Matrix exercise.</w:t>
+        <w:t>Map ladder</w:t>
       </w:r>
     </w:p>
     <w:p>
@@ -140,7 +99,30 @@
         <w:pStyle w:val="ListBullet"/>
       </w:pPr>
       <w:r>
-        <w:t>Outline your Tier-1 Lead Magnet.</w:t>
+        <w:t>Payment setup</w:t>
+      </w:r>
+    </w:p>
+    <w:p>
+      <w:pPr>
+        <w:pStyle w:val="Heading1"/>
+      </w:pPr>
+      <w:r>
+        <w:t>MODULE 3: High-Conversion Copywriting</w:t>
+      </w:r>
+    </w:p>
+    <w:p>
+      <w:r>
+        <w:t>Strategic Objective: Write to architect sales.</w:t>
+      </w:r>
+    </w:p>
+    <w:p>
+      <w:r>
+        <w:t>Psychological triggers for digital products.</w:t>
+      </w:r>
+    </w:p>
+    <w:p>
+      <w:r>
+        <w:t>Elite Execution Steps:</w:t>
       </w:r>
     </w:p>
     <w:p>
@@ -148,7 +130,7 @@
         <w:pStyle w:val="ListBullet"/>
       </w:pPr>
       <w:r>
-        <w:t>Connect your local PH payment pipes (GCash/Maya).</w:t>
+        <w:t>Draft sales page</w:t>
       </w:r>
     </w:p>
     <w:p>
@@ -156,7 +138,30 @@
         <w:pStyle w:val="ListBullet"/>
       </w:pPr>
       <w:r>
-        <w:t>Draft your first 5-part automated email sequence.</w:t>
+        <w:t>A/B test hooks</w:t>
+      </w:r>
+    </w:p>
+    <w:p>
+      <w:pPr>
+        <w:pStyle w:val="Heading1"/>
+      </w:pPr>
+      <w:r>
+        <w:t>MODULE 4: Omnipresence Marketing</w:t>
+      </w:r>
+    </w:p>
+    <w:p>
+      <w:r>
+        <w:t>Strategic Objective: Stay top-of-mind.</w:t>
+      </w:r>
+    </w:p>
+    <w:p>
+      <w:r>
+        <w:t>Content multipliers for global scale.</w:t>
+      </w:r>
+    </w:p>
+    <w:p>
+      <w:r>
+        <w:t>Elite Execution Steps:</w:t>
       </w:r>
     </w:p>
     <w:p>
@@ -164,7 +169,15 @@
         <w:pStyle w:val="ListBullet"/>
       </w:pPr>
       <w:r>
-        <w:t>Schedule your first 'Asset Production Day'.</w:t>
+        <w:t>Plan 30 days</w:t>
+      </w:r>
+    </w:p>
+    <w:p>
+      <w:pPr>
+        <w:pStyle w:val="ListBullet"/>
+      </w:pPr>
+      <w:r>
+        <w:t>Content repurpose</w:t>
       </w:r>
     </w:p>
     <w:sectPr>
@@ -540,6 +553,10 @@
     <w:name w:val="Normal"/>
     <w:qFormat/>
     <w:rsid w:val="00FC693F"/>
+    <w:rPr>
+      <w:rFonts w:ascii="Inter" w:hAnsi="Inter"/>
+      <w:sz w:val="22"/>
+    </w:rPr>
   </w:style>
   <w:style w:type="paragraph" w:styleId="Header">
     <w:name w:val="header"/>

--- a/layunin-theme/downloadables/3_DIGITAL_ASSET_EMPIRE.docx
+++ b/layunin-theme/downloadables/3_DIGITAL_ASSET_EMPIRE.docx
@@ -16,7 +16,7 @@
         <w:jc w:val="center"/>
       </w:pPr>
       <w:r>
-        <w:t>Building Scalable, Low-Maintenance Income Streams That Flow 24/7</w:t>
+        <w:t>Scalable Income Streams</w:t>
       </w:r>
     </w:p>
     <w:p>
@@ -29,22 +29,17 @@
         <w:pStyle w:val="Heading1"/>
       </w:pPr>
       <w:r>
-        <w:t>MODULE 1: Niche Identification Matrix</w:t>
+        <w:t>MODULE 1: Niche Matrix</w:t>
       </w:r>
     </w:p>
     <w:p>
       <w:r>
-        <w:t>Strategic Objective: Solve premium pain.</w:t>
+        <w:t>Objective: High value pain.</w:t>
       </w:r>
     </w:p>
     <w:p>
       <w:r>
-        <w:t>Skills + Passion + Market Gap analysis.</w:t>
-      </w:r>
-    </w:p>
-    <w:p>
-      <w:r>
-        <w:t>Elite Execution Steps:</w:t>
+        <w:t>Global market gaps.</w:t>
       </w:r>
     </w:p>
     <w:p>
@@ -52,7 +47,7 @@
         <w:pStyle w:val="ListBullet"/>
       </w:pPr>
       <w:r>
-        <w:t>Identify 3 pains</w:t>
+        <w:t>Pain audit</w:t>
       </w:r>
     </w:p>
     <w:p>
@@ -60,7 +55,7 @@
         <w:pStyle w:val="ListBullet"/>
       </w:pPr>
       <w:r>
-        <w:t>Avatar deep-dive</w:t>
+        <w:t>Avatar dive</w:t>
       </w:r>
     </w:p>
     <w:p>
@@ -68,22 +63,17 @@
         <w:pStyle w:val="Heading1"/>
       </w:pPr>
       <w:r>
-        <w:t>MODULE 2: Automated Value Ladders</w:t>
+        <w:t>MODULE 2: Value Ladders</w:t>
       </w:r>
     </w:p>
     <w:p>
       <w:r>
-        <w:t>Strategic Objective: Scale with zero friction.</w:t>
+        <w:t>Objective: Frictionless scale.</w:t>
       </w:r>
     </w:p>
     <w:p>
       <w:r>
-        <w:t>Lead magnets to high-ticket consulting.</w:t>
-      </w:r>
-    </w:p>
-    <w:p>
-      <w:r>
-        <w:t>Elite Execution Steps:</w:t>
+        <w:t>Lead magnet to flagship.</w:t>
       </w:r>
     </w:p>
     <w:p>
@@ -91,7 +81,7 @@
         <w:pStyle w:val="ListBullet"/>
       </w:pPr>
       <w:r>
-        <w:t>Map ladder</w:t>
+        <w:t>Ladder map</w:t>
       </w:r>
     </w:p>
     <w:p>
@@ -107,22 +97,17 @@
         <w:pStyle w:val="Heading1"/>
       </w:pPr>
       <w:r>
-        <w:t>MODULE 3: High-Conversion Copywriting</w:t>
+        <w:t>MODULE 3: High-Conv Copy</w:t>
       </w:r>
     </w:p>
     <w:p>
       <w:r>
-        <w:t>Strategic Objective: Write to architect sales.</w:t>
+        <w:t>Objective: Psych triggers.</w:t>
       </w:r>
     </w:p>
     <w:p>
       <w:r>
-        <w:t>Psychological triggers for digital products.</w:t>
-      </w:r>
-    </w:p>
-    <w:p>
-      <w:r>
-        <w:t>Elite Execution Steps:</w:t>
+        <w:t>Writing for conversion.</w:t>
       </w:r>
     </w:p>
     <w:p>
@@ -130,7 +115,7 @@
         <w:pStyle w:val="ListBullet"/>
       </w:pPr>
       <w:r>
-        <w:t>Draft sales page</w:t>
+        <w:t>Sales draft</w:t>
       </w:r>
     </w:p>
     <w:p>
@@ -138,7 +123,7 @@
         <w:pStyle w:val="ListBullet"/>
       </w:pPr>
       <w:r>
-        <w:t>A/B test hooks</w:t>
+        <w:t>Testing</w:t>
       </w:r>
     </w:p>
     <w:p>
@@ -146,22 +131,17 @@
         <w:pStyle w:val="Heading1"/>
       </w:pPr>
       <w:r>
-        <w:t>MODULE 4: Omnipresence Marketing</w:t>
+        <w:t>MODULE 4: Omnipresence</w:t>
       </w:r>
     </w:p>
     <w:p>
       <w:r>
-        <w:t>Strategic Objective: Stay top-of-mind.</w:t>
+        <w:t>Objective: Authority.</w:t>
       </w:r>
     </w:p>
     <w:p>
       <w:r>
-        <w:t>Content multipliers for global scale.</w:t>
-      </w:r>
-    </w:p>
-    <w:p>
-      <w:r>
-        <w:t>Elite Execution Steps:</w:t>
+        <w:t>Pillar content system.</w:t>
       </w:r>
     </w:p>
     <w:p>
@@ -169,7 +149,7 @@
         <w:pStyle w:val="ListBullet"/>
       </w:pPr>
       <w:r>
-        <w:t>Plan 30 days</w:t>
+        <w:t>30-day plan</w:t>
       </w:r>
     </w:p>
     <w:p>
@@ -177,7 +157,143 @@
         <w:pStyle w:val="ListBullet"/>
       </w:pPr>
       <w:r>
-        <w:t>Content repurpose</w:t>
+        <w:t>Repurpose SOP</w:t>
+      </w:r>
+    </w:p>
+    <w:p>
+      <w:pPr>
+        <w:pStyle w:val="Heading1"/>
+      </w:pPr>
+      <w:r>
+        <w:t>MODULE 5: Membership</w:t>
+      </w:r>
+    </w:p>
+    <w:p>
+      <w:r>
+        <w:t>Objective: Recurring.</w:t>
+      </w:r>
+    </w:p>
+    <w:p>
+      <w:r>
+        <w:t>Community models.</w:t>
+      </w:r>
+    </w:p>
+    <w:p>
+      <w:pPr>
+        <w:pStyle w:val="ListBullet"/>
+      </w:pPr>
+      <w:r>
+        <w:t>Platform setup</w:t>
+      </w:r>
+    </w:p>
+    <w:p>
+      <w:pPr>
+        <w:pStyle w:val="ListBullet"/>
+      </w:pPr>
+      <w:r>
+        <w:t>Retention</w:t>
+      </w:r>
+    </w:p>
+    <w:p>
+      <w:pPr>
+        <w:pStyle w:val="Heading1"/>
+      </w:pPr>
+      <w:r>
+        <w:t>MODULE 6: Affiliate</w:t>
+      </w:r>
+    </w:p>
+    <w:p>
+      <w:r>
+        <w:t>Objective: Audiences.</w:t>
+      </w:r>
+    </w:p>
+    <w:p>
+      <w:r>
+        <w:t>Partnership scale.</w:t>
+      </w:r>
+    </w:p>
+    <w:p>
+      <w:pPr>
+        <w:pStyle w:val="ListBullet"/>
+      </w:pPr>
+      <w:r>
+        <w:t>Program launch</w:t>
+      </w:r>
+    </w:p>
+    <w:p>
+      <w:pPr>
+        <w:pStyle w:val="ListBullet"/>
+      </w:pPr>
+      <w:r>
+        <w:t>Outreach</w:t>
+      </w:r>
+    </w:p>
+    <w:p>
+      <w:pPr>
+        <w:pStyle w:val="Heading1"/>
+      </w:pPr>
+      <w:r>
+        <w:t>MODULE 7: Paid Media</w:t>
+      </w:r>
+    </w:p>
+    <w:p>
+      <w:r>
+        <w:t>Objective: Acceleration.</w:t>
+      </w:r>
+    </w:p>
+    <w:p>
+      <w:r>
+        <w:t>Meta and Google ads.</w:t>
+      </w:r>
+    </w:p>
+    <w:p>
+      <w:pPr>
+        <w:pStyle w:val="ListBullet"/>
+      </w:pPr>
+      <w:r>
+        <w:t>Account setup</w:t>
+      </w:r>
+    </w:p>
+    <w:p>
+      <w:pPr>
+        <w:pStyle w:val="ListBullet"/>
+      </w:pPr>
+      <w:r>
+        <w:t>Testing</w:t>
+      </w:r>
+    </w:p>
+    <w:p>
+      <w:pPr>
+        <w:pStyle w:val="Heading1"/>
+      </w:pPr>
+      <w:r>
+        <w:t>MODULE 8: Exit Strategy</w:t>
+      </w:r>
+    </w:p>
+    <w:p>
+      <w:r>
+        <w:t>Objective: Big win.</w:t>
+      </w:r>
+    </w:p>
+    <w:p>
+      <w:r>
+        <w:t>Valuation and sale.</w:t>
+      </w:r>
+    </w:p>
+    <w:p>
+      <w:pPr>
+        <w:pStyle w:val="ListBullet"/>
+      </w:pPr>
+      <w:r>
+        <w:t>Asset audit</w:t>
+      </w:r>
+    </w:p>
+    <w:p>
+      <w:pPr>
+        <w:pStyle w:val="ListBullet"/>
+      </w:pPr>
+      <w:r>
+        <w:t>Broker research</w:t>
       </w:r>
     </w:p>
     <w:sectPr>
@@ -553,10 +669,6 @@
     <w:name w:val="Normal"/>
     <w:qFormat/>
     <w:rsid w:val="00FC693F"/>
-    <w:rPr>
-      <w:rFonts w:ascii="Inter" w:hAnsi="Inter"/>
-      <w:sz w:val="22"/>
-    </w:rPr>
   </w:style>
   <w:style w:type="paragraph" w:styleId="Header">
     <w:name w:val="header"/>

--- a/layunin-theme/downloadables/3_DIGITAL_ASSET_EMPIRE.docx
+++ b/layunin-theme/downloadables/3_DIGITAL_ASSET_EMPIRE.docx
@@ -16,7 +16,7 @@
         <w:jc w:val="center"/>
       </w:pPr>
       <w:r>
-        <w:t>Scalable Income Streams</w:t>
+        <w:t>Building Scalable, Low-Maintenance Income Streams</w:t>
       </w:r>
     </w:p>
     <w:p>
@@ -29,17 +29,17 @@
         <w:pStyle w:val="Heading1"/>
       </w:pPr>
       <w:r>
-        <w:t>MODULE 1: Niche Matrix</w:t>
+        <w:t>MODULE 1: Niche Identification Matrix</w:t>
       </w:r>
     </w:p>
     <w:p>
       <w:r>
-        <w:t>Objective: High value pain.</w:t>
+        <w:t>Objective: Solve premium global pain points with local expertise.</w:t>
       </w:r>
     </w:p>
     <w:p>
       <w:r>
-        <w:t>Global market gaps.</w:t>
+        <w:t>Wealth flows to those who solve specific, high-value problems. Use our matrix to find the intersection of your unique skills, deep passion, and massive market gaps. We focus on the 'Solution-to-Revenue' pipeline for digital products.</w:t>
       </w:r>
     </w:p>
     <w:p>
@@ -47,7 +47,7 @@
         <w:pStyle w:val="ListBullet"/>
       </w:pPr>
       <w:r>
-        <w:t>Pain audit</w:t>
+        <w:t>Identify 3 'Bleeding Neck' problems</w:t>
       </w:r>
     </w:p>
     <w:p>
@@ -55,7 +55,20 @@
         <w:pStyle w:val="ListBullet"/>
       </w:pPr>
       <w:r>
-        <w:t>Avatar dive</w:t>
+        <w:t>Define ideal 'Master Architect' avatar</w:t>
+      </w:r>
+    </w:p>
+    <w:p>
+      <w:pPr>
+        <w:pStyle w:val="ListBullet"/>
+      </w:pPr>
+      <w:r>
+        <w:t>Validate offer with the 'Micro-Test'</w:t>
+      </w:r>
+    </w:p>
+    <w:p>
+      <w:r>
+        <w:br/>
       </w:r>
     </w:p>
     <w:p>
@@ -63,17 +76,17 @@
         <w:pStyle w:val="Heading1"/>
       </w:pPr>
       <w:r>
-        <w:t>MODULE 2: Value Ladders</w:t>
+        <w:t>MODULE 2: Value Ladder Architecture</w:t>
       </w:r>
     </w:p>
     <w:p>
       <w:r>
-        <w:t>Objective: Frictionless scale.</w:t>
+        <w:t>Objective: Design an ecosystem that guides customers from curiosity to mastery.</w:t>
       </w:r>
     </w:p>
     <w:p>
       <w:r>
-        <w:t>Lead magnet to flagship.</w:t>
+        <w:t>From lead magnets to high-ticket consulting. Learn to architect a journey that naturally leads your customers to higher levels of investment. We implement 'Global-Local Arbitrage' for Filipino digital entrepreneurs.</w:t>
       </w:r>
     </w:p>
     <w:p>
@@ -81,7 +94,7 @@
         <w:pStyle w:val="ListBullet"/>
       </w:pPr>
       <w:r>
-        <w:t>Ladder map</w:t>
+        <w:t>Map your 3-tier Value Ladder</w:t>
       </w:r>
     </w:p>
     <w:p>
@@ -89,7 +102,20 @@
         <w:pStyle w:val="ListBullet"/>
       </w:pPr>
       <w:r>
-        <w:t>Payment setup</w:t>
+        <w:t>Build high-conv landing page framework</w:t>
+      </w:r>
+    </w:p>
+    <w:p>
+      <w:pPr>
+        <w:pStyle w:val="ListBullet"/>
+      </w:pPr>
+      <w:r>
+        <w:t>Connect PH/Global payment gateways</w:t>
+      </w:r>
+    </w:p>
+    <w:p>
+      <w:r>
+        <w:br/>
       </w:r>
     </w:p>
     <w:p>
@@ -97,17 +123,17 @@
         <w:pStyle w:val="Heading1"/>
       </w:pPr>
       <w:r>
-        <w:t>MODULE 3: High-Conv Copy</w:t>
+        <w:t>MODULE 3: Psychological Copywriting</w:t>
       </w:r>
     </w:p>
     <w:p>
       <w:r>
-        <w:t>Objective: Psych triggers.</w:t>
+        <w:t>Objective: Write words that architect sales and build authority.</w:t>
       </w:r>
     </w:p>
     <w:p>
       <w:r>
-        <w:t>Writing for conversion.</w:t>
+        <w:t>Copy is salesmanship in print. Learn the triggers used by elite marketers to build desire and urgency. We focus on the 'Architecture of a Sale'—moving a prospect from skepticism to absolute confidence in your system.</w:t>
       </w:r>
     </w:p>
     <w:p>
@@ -115,7 +141,7 @@
         <w:pStyle w:val="ListBullet"/>
       </w:pPr>
       <w:r>
-        <w:t>Sales draft</w:t>
+        <w:t>Draft sales page using our 10-part frame</w:t>
       </w:r>
     </w:p>
     <w:p>
@@ -123,7 +149,20 @@
         <w:pStyle w:val="ListBullet"/>
       </w:pPr>
       <w:r>
-        <w:t>Testing</w:t>
+        <w:t>A/B test 3 'Hook' headlines</w:t>
+      </w:r>
+    </w:p>
+    <w:p>
+      <w:pPr>
+        <w:pStyle w:val="ListBullet"/>
+      </w:pPr>
+      <w:r>
+        <w:t>Write a 5-part auto-email sequence</w:t>
+      </w:r>
+    </w:p>
+    <w:p>
+      <w:r>
+        <w:br/>
       </w:r>
     </w:p>
     <w:p>
@@ -131,17 +170,17 @@
         <w:pStyle w:val="Heading1"/>
       </w:pPr>
       <w:r>
-        <w:t>MODULE 4: Omnipresence</w:t>
+        <w:t>MODULE 4: Omnipresence Marketing</w:t>
       </w:r>
     </w:p>
     <w:p>
       <w:r>
-        <w:t>Objective: Authority.</w:t>
+        <w:t>Objective: Stay top-of-mind across platforms without burning out.</w:t>
       </w:r>
     </w:p>
     <w:p>
       <w:r>
-        <w:t>Pillar content system.</w:t>
+        <w:t>The Pillar Content System: turn one deep-dive insight into 30 pieces of multi-platform content. Achieve omnipresence by letting your systems handle the distribution. Build long-term authority as a recognized leader in your niche.</w:t>
       </w:r>
     </w:p>
     <w:p>
@@ -149,7 +188,7 @@
         <w:pStyle w:val="ListBullet"/>
       </w:pPr>
       <w:r>
-        <w:t>30-day plan</w:t>
+        <w:t>Plan 30 days of pillar content</w:t>
       </w:r>
     </w:p>
     <w:p>
@@ -157,7 +196,20 @@
         <w:pStyle w:val="ListBullet"/>
       </w:pPr>
       <w:r>
-        <w:t>Repurpose SOP</w:t>
+        <w:t>Establish a content repurposing SOP</w:t>
+      </w:r>
+    </w:p>
+    <w:p>
+      <w:pPr>
+        <w:pStyle w:val="ListBullet"/>
+      </w:pPr>
+      <w:r>
+        <w:t>Audit platform reach vs. engagement</w:t>
+      </w:r>
+    </w:p>
+    <w:p>
+      <w:r>
+        <w:br/>
       </w:r>
     </w:p>
     <w:p>
@@ -165,17 +217,17 @@
         <w:pStyle w:val="Heading1"/>
       </w:pPr>
       <w:r>
-        <w:t>MODULE 5: Membership</w:t>
+        <w:t>MODULE 5: Membership Model Mastery</w:t>
       </w:r>
     </w:p>
     <w:p>
       <w:r>
-        <w:t>Objective: Recurring.</w:t>
+        <w:t>Objective: Build stable, recurring revenue through community models.</w:t>
       </w:r>
     </w:p>
     <w:p>
       <w:r>
-        <w:t>Community models.</w:t>
+        <w:t>Recurring income is the ultimate strategic buffer. Learn to build community-based models where value is delivered continuously. We explore platform selection, retention strategies, and high-value community management.</w:t>
       </w:r>
     </w:p>
     <w:p>
@@ -183,7 +235,7 @@
         <w:pStyle w:val="ListBullet"/>
       </w:pPr>
       <w:r>
-        <w:t>Platform setup</w:t>
+        <w:t>Select and set up community platform</w:t>
       </w:r>
     </w:p>
     <w:p>
@@ -191,7 +243,20 @@
         <w:pStyle w:val="ListBullet"/>
       </w:pPr>
       <w:r>
-        <w:t>Retention</w:t>
+        <w:t>Draft a 12-month value delivery map</w:t>
+      </w:r>
+    </w:p>
+    <w:p>
+      <w:pPr>
+        <w:pStyle w:val="ListBullet"/>
+      </w:pPr>
+      <w:r>
+        <w:t>Implement a 'Churn Reduction' protocol</w:t>
+      </w:r>
+    </w:p>
+    <w:p>
+      <w:r>
+        <w:br/>
       </w:r>
     </w:p>
     <w:p>
@@ -199,17 +264,17 @@
         <w:pStyle w:val="Heading1"/>
       </w:pPr>
       <w:r>
-        <w:t>MODULE 6: Affiliate</w:t>
+        <w:t>MODULE 6: Affiliate Synergy</w:t>
       </w:r>
     </w:p>
     <w:p>
       <w:r>
-        <w:t>Objective: Audiences.</w:t>
+        <w:t>Objective: Leverage other people's audiences to scale your reach.</w:t>
       </w:r>
     </w:p>
     <w:p>
       <w:r>
-        <w:t>Partnership scale.</w:t>
+        <w:t>Scaling through partnerships. Learn to manage an affiliate program that incentivizes others to sell your assets. We focus on high-fidelity partnerships with other 'Architects' who share your target customer profile.</w:t>
       </w:r>
     </w:p>
     <w:p>
@@ -217,7 +282,7 @@
         <w:pStyle w:val="ListBullet"/>
       </w:pPr>
       <w:r>
-        <w:t>Program launch</w:t>
+        <w:t>Launch an affiliate partner program</w:t>
       </w:r>
     </w:p>
     <w:p>
@@ -225,7 +290,20 @@
         <w:pStyle w:val="ListBullet"/>
       </w:pPr>
       <w:r>
-        <w:t>Outreach</w:t>
+        <w:t>Identify 5 potential synergy partners</w:t>
+      </w:r>
+    </w:p>
+    <w:p>
+      <w:pPr>
+        <w:pStyle w:val="ListBullet"/>
+      </w:pPr>
+      <w:r>
+        <w:t>Draft a partner onboarding package</w:t>
+      </w:r>
+    </w:p>
+    <w:p>
+      <w:r>
+        <w:br/>
       </w:r>
     </w:p>
     <w:p>
@@ -233,17 +311,17 @@
         <w:pStyle w:val="Heading1"/>
       </w:pPr>
       <w:r>
-        <w:t>MODULE 7: Paid Media</w:t>
+        <w:t>MODULE 7: Paid Media Acceleration</w:t>
       </w:r>
     </w:p>
     <w:p>
       <w:r>
-        <w:t>Objective: Acceleration.</w:t>
+        <w:t>Objective: Rapidly scale validated assets using Meta and Google ads.</w:t>
       </w:r>
     </w:p>
     <w:p>
       <w:r>
-        <w:t>Meta and Google ads.</w:t>
+        <w:t>Ads are fuel for the fire. Learn to use paid media once your asset is validated organically. We focus on the 'Architect's Ad Strategy'—prioritizing ROI and long-term customer value over vanity metrics and short-term clicks.</w:t>
       </w:r>
     </w:p>
     <w:p>
@@ -251,7 +329,7 @@
         <w:pStyle w:val="ListBullet"/>
       </w:pPr>
       <w:r>
-        <w:t>Account setup</w:t>
+        <w:t>Set up ad accounts and tracking pixels</w:t>
       </w:r>
     </w:p>
     <w:p>
@@ -259,7 +337,20 @@
         <w:pStyle w:val="ListBullet"/>
       </w:pPr>
       <w:r>
-        <w:t>Testing</w:t>
+        <w:t>Run a $100 validation test campaign</w:t>
+      </w:r>
+    </w:p>
+    <w:p>
+      <w:pPr>
+        <w:pStyle w:val="ListBullet"/>
+      </w:pPr>
+      <w:r>
+        <w:t>Audit ad spend vs. back-end revenue</w:t>
+      </w:r>
+    </w:p>
+    <w:p>
+      <w:r>
+        <w:br/>
       </w:r>
     </w:p>
     <w:p>
@@ -272,12 +363,12 @@
     </w:p>
     <w:p>
       <w:r>
-        <w:t>Objective: Big win.</w:t>
+        <w:t>Objective: Value and prepare your asset portfolio for a potential sale.</w:t>
       </w:r>
     </w:p>
     <w:p>
       <w:r>
-        <w:t>Valuation and sale.</w:t>
+        <w:t>Your empire is an asset, not just a job. Learn how to value your digital business and prepare for a potential exit. We explore the world of digital asset brokers and how to structure your business for a high-multiple sale.</w:t>
       </w:r>
     </w:p>
     <w:p>
@@ -285,7 +376,7 @@
         <w:pStyle w:val="ListBullet"/>
       </w:pPr>
       <w:r>
-        <w:t>Asset audit</w:t>
+        <w:t>Perform an internal asset valuation</w:t>
       </w:r>
     </w:p>
     <w:p>
@@ -293,7 +384,20 @@
         <w:pStyle w:val="ListBullet"/>
       </w:pPr>
       <w:r>
-        <w:t>Broker research</w:t>
+        <w:t>Audit business for 'Passive' status</w:t>
+      </w:r>
+    </w:p>
+    <w:p>
+      <w:pPr>
+        <w:pStyle w:val="ListBullet"/>
+      </w:pPr>
+      <w:r>
+        <w:t>Research 3 digital business brokers</w:t>
+      </w:r>
+    </w:p>
+    <w:p>
+      <w:r>
+        <w:br/>
       </w:r>
     </w:p>
     <w:sectPr>

--- a/layunin-theme/downloadables/3_DIGITAL_ASSET_EMPIRE.docx
+++ b/layunin-theme/downloadables/3_DIGITAL_ASSET_EMPIRE.docx
@@ -16,7 +16,7 @@
         <w:jc w:val="center"/>
       </w:pPr>
       <w:r>
-        <w:t>Building Scalable, Low-Maintenance Income Streams</w:t>
+        <w:t>Building Scalable Income</w:t>
       </w:r>
     </w:p>
     <w:p>
@@ -29,17 +29,32 @@
         <w:pStyle w:val="Heading1"/>
       </w:pPr>
       <w:r>
-        <w:t>MODULE 1: Niche Identification Matrix</w:t>
+        <w:t>MODULE 1: Mastery Module 1</w:t>
       </w:r>
     </w:p>
     <w:p>
       <w:r>
-        <w:t>Objective: Solve premium global pain points with local expertise.</w:t>
+        <w:t>Objective: Achieve world-class execution.</w:t>
       </w:r>
     </w:p>
     <w:p>
       <w:r>
-        <w:t>Wealth flows to those who solve specific, high-value problems. Use our matrix to find the intersection of your unique skills, deep passion, and massive market gaps. We focus on the 'Solution-to-Revenue' pipeline for digital products.</w:t>
+        <w:t>Deep strategic deep-dive into DIGITAL ASSET EMPIRE pillar 1. We analyze global trends and local PH implementation protocols to ensure absolute scalability.</w:t>
+      </w:r>
+    </w:p>
+    <w:p>
+      <w:r>
+        <w:t>Mastery Frameworks:</w:t>
+      </w:r>
+    </w:p>
+    <w:p>
+      <w:r>
+        <w:t>Framework: The Elite Performance Audit. ROI: Multi-six-figure growth potential.</w:t>
+      </w:r>
+    </w:p>
+    <w:p>
+      <w:r>
+        <w:t>Execution Steps:</w:t>
       </w:r>
     </w:p>
     <w:p>
@@ -47,7 +62,7 @@
         <w:pStyle w:val="ListBullet"/>
       </w:pPr>
       <w:r>
-        <w:t>Identify 3 'Bleeding Neck' problems</w:t>
+        <w:t>Audit state</w:t>
       </w:r>
     </w:p>
     <w:p>
@@ -55,7 +70,7 @@
         <w:pStyle w:val="ListBullet"/>
       </w:pPr>
       <w:r>
-        <w:t>Define ideal 'Master Architect' avatar</w:t>
+        <w:t>Deploy system</w:t>
       </w:r>
     </w:p>
     <w:p>
@@ -63,7 +78,7 @@
         <w:pStyle w:val="ListBullet"/>
       </w:pPr>
       <w:r>
-        <w:t>Validate offer with the 'Micro-Test'</w:t>
+        <w:t>Refine results</w:t>
       </w:r>
     </w:p>
     <w:p>
@@ -76,17 +91,32 @@
         <w:pStyle w:val="Heading1"/>
       </w:pPr>
       <w:r>
-        <w:t>MODULE 2: Value Ladder Architecture</w:t>
+        <w:t>MODULE 2: Mastery Module 2</w:t>
       </w:r>
     </w:p>
     <w:p>
       <w:r>
-        <w:t>Objective: Design an ecosystem that guides customers from curiosity to mastery.</w:t>
+        <w:t>Objective: Achieve world-class execution.</w:t>
       </w:r>
     </w:p>
     <w:p>
       <w:r>
-        <w:t>From lead magnets to high-ticket consulting. Learn to architect a journey that naturally leads your customers to higher levels of investment. We implement 'Global-Local Arbitrage' for Filipino digital entrepreneurs.</w:t>
+        <w:t>Deep strategic deep-dive into DIGITAL ASSET EMPIRE pillar 2. We analyze global trends and local PH implementation protocols to ensure absolute scalability.</w:t>
+      </w:r>
+    </w:p>
+    <w:p>
+      <w:r>
+        <w:t>Mastery Frameworks:</w:t>
+      </w:r>
+    </w:p>
+    <w:p>
+      <w:r>
+        <w:t>Framework: The Elite Performance Audit. ROI: Multi-six-figure growth potential.</w:t>
+      </w:r>
+    </w:p>
+    <w:p>
+      <w:r>
+        <w:t>Execution Steps:</w:t>
       </w:r>
     </w:p>
     <w:p>
@@ -94,7 +124,7 @@
         <w:pStyle w:val="ListBullet"/>
       </w:pPr>
       <w:r>
-        <w:t>Map your 3-tier Value Ladder</w:t>
+        <w:t>Audit state</w:t>
       </w:r>
     </w:p>
     <w:p>
@@ -102,7 +132,7 @@
         <w:pStyle w:val="ListBullet"/>
       </w:pPr>
       <w:r>
-        <w:t>Build high-conv landing page framework</w:t>
+        <w:t>Deploy system</w:t>
       </w:r>
     </w:p>
     <w:p>
@@ -110,7 +140,7 @@
         <w:pStyle w:val="ListBullet"/>
       </w:pPr>
       <w:r>
-        <w:t>Connect PH/Global payment gateways</w:t>
+        <w:t>Refine results</w:t>
       </w:r>
     </w:p>
     <w:p>
@@ -123,17 +153,32 @@
         <w:pStyle w:val="Heading1"/>
       </w:pPr>
       <w:r>
-        <w:t>MODULE 3: Psychological Copywriting</w:t>
+        <w:t>MODULE 3: Mastery Module 3</w:t>
       </w:r>
     </w:p>
     <w:p>
       <w:r>
-        <w:t>Objective: Write words that architect sales and build authority.</w:t>
+        <w:t>Objective: Achieve world-class execution.</w:t>
       </w:r>
     </w:p>
     <w:p>
       <w:r>
-        <w:t>Copy is salesmanship in print. Learn the triggers used by elite marketers to build desire and urgency. We focus on the 'Architecture of a Sale'—moving a prospect from skepticism to absolute confidence in your system.</w:t>
+        <w:t>Deep strategic deep-dive into DIGITAL ASSET EMPIRE pillar 3. We analyze global trends and local PH implementation protocols to ensure absolute scalability.</w:t>
+      </w:r>
+    </w:p>
+    <w:p>
+      <w:r>
+        <w:t>Mastery Frameworks:</w:t>
+      </w:r>
+    </w:p>
+    <w:p>
+      <w:r>
+        <w:t>Framework: The Elite Performance Audit. ROI: Multi-six-figure growth potential.</w:t>
+      </w:r>
+    </w:p>
+    <w:p>
+      <w:r>
+        <w:t>Execution Steps:</w:t>
       </w:r>
     </w:p>
     <w:p>
@@ -141,7 +186,7 @@
         <w:pStyle w:val="ListBullet"/>
       </w:pPr>
       <w:r>
-        <w:t>Draft sales page using our 10-part frame</w:t>
+        <w:t>Audit state</w:t>
       </w:r>
     </w:p>
     <w:p>
@@ -149,7 +194,7 @@
         <w:pStyle w:val="ListBullet"/>
       </w:pPr>
       <w:r>
-        <w:t>A/B test 3 'Hook' headlines</w:t>
+        <w:t>Deploy system</w:t>
       </w:r>
     </w:p>
     <w:p>
@@ -157,7 +202,7 @@
         <w:pStyle w:val="ListBullet"/>
       </w:pPr>
       <w:r>
-        <w:t>Write a 5-part auto-email sequence</w:t>
+        <w:t>Refine results</w:t>
       </w:r>
     </w:p>
     <w:p>
@@ -170,17 +215,32 @@
         <w:pStyle w:val="Heading1"/>
       </w:pPr>
       <w:r>
-        <w:t>MODULE 4: Omnipresence Marketing</w:t>
+        <w:t>MODULE 4: Mastery Module 4</w:t>
       </w:r>
     </w:p>
     <w:p>
       <w:r>
-        <w:t>Objective: Stay top-of-mind across platforms without burning out.</w:t>
+        <w:t>Objective: Achieve world-class execution.</w:t>
       </w:r>
     </w:p>
     <w:p>
       <w:r>
-        <w:t>The Pillar Content System: turn one deep-dive insight into 30 pieces of multi-platform content. Achieve omnipresence by letting your systems handle the distribution. Build long-term authority as a recognized leader in your niche.</w:t>
+        <w:t>Deep strategic deep-dive into DIGITAL ASSET EMPIRE pillar 4. We analyze global trends and local PH implementation protocols to ensure absolute scalability.</w:t>
+      </w:r>
+    </w:p>
+    <w:p>
+      <w:r>
+        <w:t>Mastery Frameworks:</w:t>
+      </w:r>
+    </w:p>
+    <w:p>
+      <w:r>
+        <w:t>Framework: The Elite Performance Audit. ROI: Multi-six-figure growth potential.</w:t>
+      </w:r>
+    </w:p>
+    <w:p>
+      <w:r>
+        <w:t>Execution Steps:</w:t>
       </w:r>
     </w:p>
     <w:p>
@@ -188,7 +248,7 @@
         <w:pStyle w:val="ListBullet"/>
       </w:pPr>
       <w:r>
-        <w:t>Plan 30 days of pillar content</w:t>
+        <w:t>Audit state</w:t>
       </w:r>
     </w:p>
     <w:p>
@@ -196,7 +256,7 @@
         <w:pStyle w:val="ListBullet"/>
       </w:pPr>
       <w:r>
-        <w:t>Establish a content repurposing SOP</w:t>
+        <w:t>Deploy system</w:t>
       </w:r>
     </w:p>
     <w:p>
@@ -204,7 +264,7 @@
         <w:pStyle w:val="ListBullet"/>
       </w:pPr>
       <w:r>
-        <w:t>Audit platform reach vs. engagement</w:t>
+        <w:t>Refine results</w:t>
       </w:r>
     </w:p>
     <w:p>
@@ -217,17 +277,32 @@
         <w:pStyle w:val="Heading1"/>
       </w:pPr>
       <w:r>
-        <w:t>MODULE 5: Membership Model Mastery</w:t>
+        <w:t>MODULE 5: Mastery Module 5</w:t>
       </w:r>
     </w:p>
     <w:p>
       <w:r>
-        <w:t>Objective: Build stable, recurring revenue through community models.</w:t>
+        <w:t>Objective: Achieve world-class execution.</w:t>
       </w:r>
     </w:p>
     <w:p>
       <w:r>
-        <w:t>Recurring income is the ultimate strategic buffer. Learn to build community-based models where value is delivered continuously. We explore platform selection, retention strategies, and high-value community management.</w:t>
+        <w:t>Deep strategic deep-dive into DIGITAL ASSET EMPIRE pillar 5. We analyze global trends and local PH implementation protocols to ensure absolute scalability.</w:t>
+      </w:r>
+    </w:p>
+    <w:p>
+      <w:r>
+        <w:t>Mastery Frameworks:</w:t>
+      </w:r>
+    </w:p>
+    <w:p>
+      <w:r>
+        <w:t>Framework: The Elite Performance Audit. ROI: Multi-six-figure growth potential.</w:t>
+      </w:r>
+    </w:p>
+    <w:p>
+      <w:r>
+        <w:t>Execution Steps:</w:t>
       </w:r>
     </w:p>
     <w:p>
@@ -235,7 +310,7 @@
         <w:pStyle w:val="ListBullet"/>
       </w:pPr>
       <w:r>
-        <w:t>Select and set up community platform</w:t>
+        <w:t>Audit state</w:t>
       </w:r>
     </w:p>
     <w:p>
@@ -243,7 +318,7 @@
         <w:pStyle w:val="ListBullet"/>
       </w:pPr>
       <w:r>
-        <w:t>Draft a 12-month value delivery map</w:t>
+        <w:t>Deploy system</w:t>
       </w:r>
     </w:p>
     <w:p>
@@ -251,7 +326,7 @@
         <w:pStyle w:val="ListBullet"/>
       </w:pPr>
       <w:r>
-        <w:t>Implement a 'Churn Reduction' protocol</w:t>
+        <w:t>Refine results</w:t>
       </w:r>
     </w:p>
     <w:p>
@@ -264,17 +339,32 @@
         <w:pStyle w:val="Heading1"/>
       </w:pPr>
       <w:r>
-        <w:t>MODULE 6: Affiliate Synergy</w:t>
+        <w:t>MODULE 6: Mastery Module 6</w:t>
       </w:r>
     </w:p>
     <w:p>
       <w:r>
-        <w:t>Objective: Leverage other people's audiences to scale your reach.</w:t>
+        <w:t>Objective: Achieve world-class execution.</w:t>
       </w:r>
     </w:p>
     <w:p>
       <w:r>
-        <w:t>Scaling through partnerships. Learn to manage an affiliate program that incentivizes others to sell your assets. We focus on high-fidelity partnerships with other 'Architects' who share your target customer profile.</w:t>
+        <w:t>Deep strategic deep-dive into DIGITAL ASSET EMPIRE pillar 6. We analyze global trends and local PH implementation protocols to ensure absolute scalability.</w:t>
+      </w:r>
+    </w:p>
+    <w:p>
+      <w:r>
+        <w:t>Mastery Frameworks:</w:t>
+      </w:r>
+    </w:p>
+    <w:p>
+      <w:r>
+        <w:t>Framework: The Elite Performance Audit. ROI: Multi-six-figure growth potential.</w:t>
+      </w:r>
+    </w:p>
+    <w:p>
+      <w:r>
+        <w:t>Execution Steps:</w:t>
       </w:r>
     </w:p>
     <w:p>
@@ -282,7 +372,7 @@
         <w:pStyle w:val="ListBullet"/>
       </w:pPr>
       <w:r>
-        <w:t>Launch an affiliate partner program</w:t>
+        <w:t>Audit state</w:t>
       </w:r>
     </w:p>
     <w:p>
@@ -290,7 +380,7 @@
         <w:pStyle w:val="ListBullet"/>
       </w:pPr>
       <w:r>
-        <w:t>Identify 5 potential synergy partners</w:t>
+        <w:t>Deploy system</w:t>
       </w:r>
     </w:p>
     <w:p>
@@ -298,7 +388,7 @@
         <w:pStyle w:val="ListBullet"/>
       </w:pPr>
       <w:r>
-        <w:t>Draft a partner onboarding package</w:t>
+        <w:t>Refine results</w:t>
       </w:r>
     </w:p>
     <w:p>
@@ -311,17 +401,32 @@
         <w:pStyle w:val="Heading1"/>
       </w:pPr>
       <w:r>
-        <w:t>MODULE 7: Paid Media Acceleration</w:t>
+        <w:t>MODULE 7: Mastery Module 7</w:t>
       </w:r>
     </w:p>
     <w:p>
       <w:r>
-        <w:t>Objective: Rapidly scale validated assets using Meta and Google ads.</w:t>
+        <w:t>Objective: Achieve world-class execution.</w:t>
       </w:r>
     </w:p>
     <w:p>
       <w:r>
-        <w:t>Ads are fuel for the fire. Learn to use paid media once your asset is validated organically. We focus on the 'Architect's Ad Strategy'—prioritizing ROI and long-term customer value over vanity metrics and short-term clicks.</w:t>
+        <w:t>Deep strategic deep-dive into DIGITAL ASSET EMPIRE pillar 7. We analyze global trends and local PH implementation protocols to ensure absolute scalability.</w:t>
+      </w:r>
+    </w:p>
+    <w:p>
+      <w:r>
+        <w:t>Mastery Frameworks:</w:t>
+      </w:r>
+    </w:p>
+    <w:p>
+      <w:r>
+        <w:t>Framework: The Elite Performance Audit. ROI: Multi-six-figure growth potential.</w:t>
+      </w:r>
+    </w:p>
+    <w:p>
+      <w:r>
+        <w:t>Execution Steps:</w:t>
       </w:r>
     </w:p>
     <w:p>
@@ -329,7 +434,7 @@
         <w:pStyle w:val="ListBullet"/>
       </w:pPr>
       <w:r>
-        <w:t>Set up ad accounts and tracking pixels</w:t>
+        <w:t>Audit state</w:t>
       </w:r>
     </w:p>
     <w:p>
@@ -337,7 +442,7 @@
         <w:pStyle w:val="ListBullet"/>
       </w:pPr>
       <w:r>
-        <w:t>Run a $100 validation test campaign</w:t>
+        <w:t>Deploy system</w:t>
       </w:r>
     </w:p>
     <w:p>
@@ -345,7 +450,7 @@
         <w:pStyle w:val="ListBullet"/>
       </w:pPr>
       <w:r>
-        <w:t>Audit ad spend vs. back-end revenue</w:t>
+        <w:t>Refine results</w:t>
       </w:r>
     </w:p>
     <w:p>
@@ -358,17 +463,32 @@
         <w:pStyle w:val="Heading1"/>
       </w:pPr>
       <w:r>
-        <w:t>MODULE 8: Exit Strategy</w:t>
+        <w:t>MODULE 8: Mastery Module 8</w:t>
       </w:r>
     </w:p>
     <w:p>
       <w:r>
-        <w:t>Objective: Value and prepare your asset portfolio for a potential sale.</w:t>
+        <w:t>Objective: Achieve world-class execution.</w:t>
       </w:r>
     </w:p>
     <w:p>
       <w:r>
-        <w:t>Your empire is an asset, not just a job. Learn how to value your digital business and prepare for a potential exit. We explore the world of digital asset brokers and how to structure your business for a high-multiple sale.</w:t>
+        <w:t>Deep strategic deep-dive into DIGITAL ASSET EMPIRE pillar 8. We analyze global trends and local PH implementation protocols to ensure absolute scalability.</w:t>
+      </w:r>
+    </w:p>
+    <w:p>
+      <w:r>
+        <w:t>Mastery Frameworks:</w:t>
+      </w:r>
+    </w:p>
+    <w:p>
+      <w:r>
+        <w:t>Framework: The Elite Performance Audit. ROI: Multi-six-figure growth potential.</w:t>
+      </w:r>
+    </w:p>
+    <w:p>
+      <w:r>
+        <w:t>Execution Steps:</w:t>
       </w:r>
     </w:p>
     <w:p>
@@ -376,7 +496,7 @@
         <w:pStyle w:val="ListBullet"/>
       </w:pPr>
       <w:r>
-        <w:t>Perform an internal asset valuation</w:t>
+        <w:t>Audit state</w:t>
       </w:r>
     </w:p>
     <w:p>
@@ -384,7 +504,7 @@
         <w:pStyle w:val="ListBullet"/>
       </w:pPr>
       <w:r>
-        <w:t>Audit business for 'Passive' status</w:t>
+        <w:t>Deploy system</w:t>
       </w:r>
     </w:p>
     <w:p>
@@ -392,7 +512,7 @@
         <w:pStyle w:val="ListBullet"/>
       </w:pPr>
       <w:r>
-        <w:t>Research 3 digital business brokers</w:t>
+        <w:t>Refine results</w:t>
       </w:r>
     </w:p>
     <w:p>

--- a/layunin-theme/downloadables/3_DIGITAL_ASSET_EMPIRE.docx
+++ b/layunin-theme/downloadables/3_DIGITAL_ASSET_EMPIRE.docx
@@ -16,7 +16,7 @@
         <w:jc w:val="center"/>
       </w:pPr>
       <w:r>
-        <w:t>Building Scalable Income</w:t>
+        <w:t>Building Scalable, Low-Maintenance Income Streams</w:t>
       </w:r>
     </w:p>
     <w:p>
@@ -29,27 +29,17 @@
         <w:pStyle w:val="Heading1"/>
       </w:pPr>
       <w:r>
-        <w:t>MODULE 1: Mastery Module 1</w:t>
+        <w:t>MODULE 1: Niche Matrix Analysis</w:t>
       </w:r>
     </w:p>
     <w:p>
       <w:r>
-        <w:t>Objective: Achieve world-class execution.</w:t>
+        <w:t>Objective: Identify and solve global market gaps.</w:t>
       </w:r>
     </w:p>
     <w:p>
       <w:r>
-        <w:t>Deep strategic deep-dive into DIGITAL ASSET EMPIRE pillar 1. We analyze global trends and local PH implementation protocols to ensure absolute scalability.</w:t>
-      </w:r>
-    </w:p>
-    <w:p>
-      <w:r>
-        <w:t>Mastery Frameworks:</w:t>
-      </w:r>
-    </w:p>
-    <w:p>
-      <w:r>
-        <w:t>Framework: The Elite Performance Audit. ROI: Multi-six-figure growth potential.</w:t>
+        <w:t>The intersection of your unique skills, market demand, and untapped pain points. How to find niches that are 'an inch wide and a mile deep'.</w:t>
       </w:r>
     </w:p>
     <w:p>
@@ -62,7 +52,7 @@
         <w:pStyle w:val="ListBullet"/>
       </w:pPr>
       <w:r>
-        <w:t>Audit state</w:t>
+        <w:t>Perform a 'Pain Audit' on 3 potential markets</w:t>
       </w:r>
     </w:p>
     <w:p>
@@ -70,7 +60,7 @@
         <w:pStyle w:val="ListBullet"/>
       </w:pPr>
       <w:r>
-        <w:t>Deploy system</w:t>
+        <w:t>Conduct deep avatar research (Reddit, Forums)</w:t>
       </w:r>
     </w:p>
     <w:p>
@@ -78,7 +68,7 @@
         <w:pStyle w:val="ListBullet"/>
       </w:pPr>
       <w:r>
-        <w:t>Refine results</w:t>
+        <w:t>Micro-test a hypothesis with a landing page</w:t>
       </w:r>
     </w:p>
     <w:p>
@@ -91,27 +81,17 @@
         <w:pStyle w:val="Heading1"/>
       </w:pPr>
       <w:r>
-        <w:t>MODULE 2: Mastery Module 2</w:t>
+        <w:t>MODULE 2: Value Ladder Design</w:t>
       </w:r>
     </w:p>
     <w:p>
       <w:r>
-        <w:t>Objective: Achieve world-class execution.</w:t>
+        <w:t>Objective: Architect the journey for mastery.</w:t>
       </w:r>
     </w:p>
     <w:p>
       <w:r>
-        <w:t>Deep strategic deep-dive into DIGITAL ASSET EMPIRE pillar 2. We analyze global trends and local PH implementation protocols to ensure absolute scalability.</w:t>
-      </w:r>
-    </w:p>
-    <w:p>
-      <w:r>
-        <w:t>Mastery Frameworks:</w:t>
-      </w:r>
-    </w:p>
-    <w:p>
-      <w:r>
-        <w:t>Framework: The Elite Performance Audit. ROI: Multi-six-figure growth potential.</w:t>
+        <w:t>From free lead magnets to high-ticket coaching. Designing a path that naturally leads customers to higher levels of investment.</w:t>
       </w:r>
     </w:p>
     <w:p>
@@ -124,7 +104,7 @@
         <w:pStyle w:val="ListBullet"/>
       </w:pPr>
       <w:r>
-        <w:t>Audit state</w:t>
+        <w:t>Map out your 4-stage value ladder</w:t>
       </w:r>
     </w:p>
     <w:p>
@@ -132,7 +112,7 @@
         <w:pStyle w:val="ListBullet"/>
       </w:pPr>
       <w:r>
-        <w:t>Deploy system</w:t>
+        <w:t>Design a high-converting lead magnet</w:t>
       </w:r>
     </w:p>
     <w:p>
@@ -140,7 +120,7 @@
         <w:pStyle w:val="ListBullet"/>
       </w:pPr>
       <w:r>
-        <w:t>Refine results</w:t>
+        <w:t>Setup a payment gateway for the 'Tripwire' product</w:t>
       </w:r>
     </w:p>
     <w:p>
@@ -153,27 +133,17 @@
         <w:pStyle w:val="Heading1"/>
       </w:pPr>
       <w:r>
-        <w:t>MODULE 3: Mastery Module 3</w:t>
+        <w:t>MODULE 3: Psychological Copywriting</w:t>
       </w:r>
     </w:p>
     <w:p>
       <w:r>
-        <w:t>Objective: Achieve world-class execution.</w:t>
+        <w:t>Objective: Write words that architect sales.</w:t>
       </w:r>
     </w:p>
     <w:p>
       <w:r>
-        <w:t>Deep strategic deep-dive into DIGITAL ASSET EMPIRE pillar 3. We analyze global trends and local PH implementation protocols to ensure absolute scalability.</w:t>
-      </w:r>
-    </w:p>
-    <w:p>
-      <w:r>
-        <w:t>Mastery Frameworks:</w:t>
-      </w:r>
-    </w:p>
-    <w:p>
-      <w:r>
-        <w:t>Framework: The Elite Performance Audit. ROI: Multi-six-figure growth potential.</w:t>
+        <w:t>Using cognitive triggers, scarcity, and authority to build desire and confidence in your offer. The science of conversion.</w:t>
       </w:r>
     </w:p>
     <w:p>
@@ -186,7 +156,7 @@
         <w:pStyle w:val="ListBullet"/>
       </w:pPr>
       <w:r>
-        <w:t>Audit state</w:t>
+        <w:t>Draft a long-form sales page using the AIDA framework</w:t>
       </w:r>
     </w:p>
     <w:p>
@@ -194,7 +164,7 @@
         <w:pStyle w:val="ListBullet"/>
       </w:pPr>
       <w:r>
-        <w:t>Deploy system</w:t>
+        <w:t>A/B test two different headlines</w:t>
       </w:r>
     </w:p>
     <w:p>
@@ -202,7 +172,7 @@
         <w:pStyle w:val="ListBullet"/>
       </w:pPr>
       <w:r>
-        <w:t>Refine results</w:t>
+        <w:t>Create a 7-day automated email welcome sequence</w:t>
       </w:r>
     </w:p>
     <w:p>
@@ -215,27 +185,17 @@
         <w:pStyle w:val="Heading1"/>
       </w:pPr>
       <w:r>
-        <w:t>MODULE 4: Mastery Module 4</w:t>
+        <w:t>MODULE 4: Omnipresence Marketing</w:t>
       </w:r>
     </w:p>
     <w:p>
       <w:r>
-        <w:t>Objective: Achieve world-class execution.</w:t>
+        <w:t>Objective: Build authority across all major platforms.</w:t>
       </w:r>
     </w:p>
     <w:p>
       <w:r>
-        <w:t>Deep strategic deep-dive into DIGITAL ASSET EMPIRE pillar 4. We analyze global trends and local PH implementation protocols to ensure absolute scalability.</w:t>
-      </w:r>
-    </w:p>
-    <w:p>
-      <w:r>
-        <w:t>Mastery Frameworks:</w:t>
-      </w:r>
-    </w:p>
-    <w:p>
-      <w:r>
-        <w:t>Framework: The Elite Performance Audit. ROI: Multi-six-figure growth potential.</w:t>
+        <w:t>The pillar content system. How to turn one video into 30 pieces of strategic content for Twitter, LinkedIn, and Instagram.</w:t>
       </w:r>
     </w:p>
     <w:p>
@@ -248,7 +208,7 @@
         <w:pStyle w:val="ListBullet"/>
       </w:pPr>
       <w:r>
-        <w:t>Audit state</w:t>
+        <w:t>Create a 30-day content calendar</w:t>
       </w:r>
     </w:p>
     <w:p>
@@ -256,7 +216,7 @@
         <w:pStyle w:val="ListBullet"/>
       </w:pPr>
       <w:r>
-        <w:t>Deploy system</w:t>
+        <w:t>Setup a repurposing SOP for your team</w:t>
       </w:r>
     </w:p>
     <w:p>
@@ -264,7 +224,7 @@
         <w:pStyle w:val="ListBullet"/>
       </w:pPr>
       <w:r>
-        <w:t>Refine results</w:t>
+        <w:t>Audit engagement metrics for 'Signal' content</w:t>
       </w:r>
     </w:p>
     <w:p>
@@ -277,27 +237,17 @@
         <w:pStyle w:val="Heading1"/>
       </w:pPr>
       <w:r>
-        <w:t>MODULE 5: Mastery Module 5</w:t>
+        <w:t>MODULE 5: Membership Mastery</w:t>
       </w:r>
     </w:p>
     <w:p>
       <w:r>
-        <w:t>Objective: Achieve world-class execution.</w:t>
+        <w:t>Objective: Build stable, recurring revenue.</w:t>
       </w:r>
     </w:p>
     <w:p>
       <w:r>
-        <w:t>Deep strategic deep-dive into DIGITAL ASSET EMPIRE pillar 5. We analyze global trends and local PH implementation protocols to ensure absolute scalability.</w:t>
-      </w:r>
-    </w:p>
-    <w:p>
-      <w:r>
-        <w:t>Mastery Frameworks:</w:t>
-      </w:r>
-    </w:p>
-    <w:p>
-      <w:r>
-        <w:t>Framework: The Elite Performance Audit. ROI: Multi-six-figure growth potential.</w:t>
+        <w:t>Community-based models for continuous value delivery. Turning one-time buyers into lifelong members of your ecosystem.</w:t>
       </w:r>
     </w:p>
     <w:p>
@@ -310,7 +260,7 @@
         <w:pStyle w:val="ListBullet"/>
       </w:pPr>
       <w:r>
-        <w:t>Audit state</w:t>
+        <w:t>Select a community platform (Skool, Circle, Discord)</w:t>
       </w:r>
     </w:p>
     <w:p>
@@ -318,7 +268,7 @@
         <w:pStyle w:val="ListBullet"/>
       </w:pPr>
       <w:r>
-        <w:t>Deploy system</w:t>
+        <w:t>Map out the monthly 'Value Drop' schedule</w:t>
       </w:r>
     </w:p>
     <w:p>
@@ -326,7 +276,7 @@
         <w:pStyle w:val="ListBullet"/>
       </w:pPr>
       <w:r>
-        <w:t>Refine results</w:t>
+        <w:t>Establish a churn reduction protocol</w:t>
       </w:r>
     </w:p>
     <w:p>
@@ -339,27 +289,17 @@
         <w:pStyle w:val="Heading1"/>
       </w:pPr>
       <w:r>
-        <w:t>MODULE 6: Mastery Module 6</w:t>
+        <w:t>MODULE 6: Affiliate Synergy</w:t>
       </w:r>
     </w:p>
     <w:p>
       <w:r>
-        <w:t>Objective: Achieve world-class execution.</w:t>
+        <w:t>Objective: Leverage other people's audiences to scale.</w:t>
       </w:r>
     </w:p>
     <w:p>
       <w:r>
-        <w:t>Deep strategic deep-dive into DIGITAL ASSET EMPIRE pillar 6. We analyze global trends and local PH implementation protocols to ensure absolute scalability.</w:t>
-      </w:r>
-    </w:p>
-    <w:p>
-      <w:r>
-        <w:t>Mastery Frameworks:</w:t>
-      </w:r>
-    </w:p>
-    <w:p>
-      <w:r>
-        <w:t>Framework: The Elite Performance Audit. ROI: Multi-six-figure growth potential.</w:t>
+        <w:t>Managing programs that incentivize others to promote your assets. The zero-cost acquisition strategy.</w:t>
       </w:r>
     </w:p>
     <w:p>
@@ -372,7 +312,7 @@
         <w:pStyle w:val="ListBullet"/>
       </w:pPr>
       <w:r>
-        <w:t>Audit state</w:t>
+        <w:t>Launch your affiliate program on a platform</w:t>
       </w:r>
     </w:p>
     <w:p>
@@ -380,7 +320,7 @@
         <w:pStyle w:val="ListBullet"/>
       </w:pPr>
       <w:r>
-        <w:t>Deploy system</w:t>
+        <w:t>Identify and reach out to 10 potential partners</w:t>
       </w:r>
     </w:p>
     <w:p>
@@ -388,7 +328,7 @@
         <w:pStyle w:val="ListBullet"/>
       </w:pPr>
       <w:r>
-        <w:t>Refine results</w:t>
+        <w:t>Design a 'Partner Success Package' (Swipes, Graphics)</w:t>
       </w:r>
     </w:p>
     <w:p>
@@ -401,27 +341,17 @@
         <w:pStyle w:val="Heading1"/>
       </w:pPr>
       <w:r>
-        <w:t>MODULE 7: Mastery Module 7</w:t>
+        <w:t>MODULE 7: Paid Media Acceleration</w:t>
       </w:r>
     </w:p>
     <w:p>
       <w:r>
-        <w:t>Objective: Achieve world-class execution.</w:t>
+        <w:t>Objective: Fuel for validated assets.</w:t>
       </w:r>
     </w:p>
     <w:p>
       <w:r>
-        <w:t>Deep strategic deep-dive into DIGITAL ASSET EMPIRE pillar 7. We analyze global trends and local PH implementation protocols to ensure absolute scalability.</w:t>
-      </w:r>
-    </w:p>
-    <w:p>
-      <w:r>
-        <w:t>Mastery Frameworks:</w:t>
-      </w:r>
-    </w:p>
-    <w:p>
-      <w:r>
-        <w:t>Framework: The Elite Performance Audit. ROI: Multi-six-figure growth potential.</w:t>
+        <w:t>Moving from organic growth to predictable scaling with Meta and Google Ads. How to spend $1 and make $3.</w:t>
       </w:r>
     </w:p>
     <w:p>
@@ -434,7 +364,7 @@
         <w:pStyle w:val="ListBullet"/>
       </w:pPr>
       <w:r>
-        <w:t>Audit state</w:t>
+        <w:t>Setup tracking pixels on all assets</w:t>
       </w:r>
     </w:p>
     <w:p>
@@ -442,7 +372,7 @@
         <w:pStyle w:val="ListBullet"/>
       </w:pPr>
       <w:r>
-        <w:t>Deploy system</w:t>
+        <w:t>Run a $100 validation test on your best hook</w:t>
       </w:r>
     </w:p>
     <w:p>
@@ -450,7 +380,7 @@
         <w:pStyle w:val="ListBullet"/>
       </w:pPr>
       <w:r>
-        <w:t>Refine results</w:t>
+        <w:t>Audit ROI and scale the winning creative</w:t>
       </w:r>
     </w:p>
     <w:p>
@@ -463,27 +393,17 @@
         <w:pStyle w:val="Heading1"/>
       </w:pPr>
       <w:r>
-        <w:t>MODULE 8: Mastery Module 8</w:t>
+        <w:t>MODULE 8: The Exit Strategy</w:t>
       </w:r>
     </w:p>
     <w:p>
       <w:r>
-        <w:t>Objective: Achieve world-class execution.</w:t>
+        <w:t>Objective: Prepare your asset portfolio for sale.</w:t>
       </w:r>
     </w:p>
     <w:p>
       <w:r>
-        <w:t>Deep strategic deep-dive into DIGITAL ASSET EMPIRE pillar 8. We analyze global trends and local PH implementation protocols to ensure absolute scalability.</w:t>
-      </w:r>
-    </w:p>
-    <w:p>
-      <w:r>
-        <w:t>Mastery Frameworks:</w:t>
-      </w:r>
-    </w:p>
-    <w:p>
-      <w:r>
-        <w:t>Framework: The Elite Performance Audit. ROI: Multi-six-figure growth potential.</w:t>
+        <w:t>Valuing your digital business for an exit. How to make your empire attractive to institutional buyers or private investors.</w:t>
       </w:r>
     </w:p>
     <w:p>
@@ -496,7 +416,7 @@
         <w:pStyle w:val="ListBullet"/>
       </w:pPr>
       <w:r>
-        <w:t>Audit state</w:t>
+        <w:t>Perform an asset valuation (3x-5x multiple)</w:t>
       </w:r>
     </w:p>
     <w:p>
@@ -504,7 +424,7 @@
         <w:pStyle w:val="ListBullet"/>
       </w:pPr>
       <w:r>
-        <w:t>Deploy system</w:t>
+        <w:t>Perform a 'Passive Audit' (Can it run without you?)</w:t>
       </w:r>
     </w:p>
     <w:p>
@@ -512,7 +432,7 @@
         <w:pStyle w:val="ListBullet"/>
       </w:pPr>
       <w:r>
-        <w:t>Refine results</w:t>
+        <w:t>Research 3 potential business brokers in your niche</w:t>
       </w:r>
     </w:p>
     <w:p>

--- a/layunin-theme/downloadables/3_DIGITAL_ASSET_EMPIRE.docx
+++ b/layunin-theme/downloadables/3_DIGITAL_ASSET_EMPIRE.docx
@@ -29,22 +29,28 @@
         <w:pStyle w:val="Heading1"/>
       </w:pPr>
       <w:r>
-        <w:t>MODULE 1: Niche Matrix Analysis</w:t>
+        <w:t>MODULE 1: Niche Matrix Analysis &amp; Validation</w:t>
       </w:r>
     </w:p>
     <w:p>
       <w:r>
-        <w:t>Objective: Identify and solve global market gaps.</w:t>
+        <w:rPr>
+          <w:b/>
+        </w:rPr>
+        <w:t>Strategic Objective: Identify a market gap where your 'Layunin' meets high-paying demand.</w:t>
       </w:r>
     </w:p>
     <w:p>
       <w:r>
-        <w:t>The intersection of your unique skills, market demand, and untapped pain points. How to find niches that are 'an inch wide and a mile deep'.</w:t>
+        <w:t>Most digital businesses fail because they build for an audience that doesn't exist or won't pay. We use the 'Intersection Protocol' to find your niche: where your unique architectural skills meet a bleeding-neck pain in the market. We cover deep avatar research (Reddit, Quora, Niche Forums) and the 'Shadow-Testing' method to validate demand before you build a single module.</w:t>
       </w:r>
     </w:p>
     <w:p>
       <w:r>
-        <w:t>Execution Steps:</w:t>
+        <w:rPr>
+          <w:b/>
+        </w:rPr>
+        <w:t>Elite Execution Steps:</w:t>
       </w:r>
     </w:p>
     <w:p>
@@ -52,7 +58,7 @@
         <w:pStyle w:val="ListBullet"/>
       </w:pPr>
       <w:r>
-        <w:t>Perform a 'Pain Audit' on 3 potential markets</w:t>
+        <w:t>Identify 3 potential 'Pain-Points' in your target market</w:t>
       </w:r>
     </w:p>
     <w:p>
@@ -60,7 +66,7 @@
         <w:pStyle w:val="ListBullet"/>
       </w:pPr>
       <w:r>
-        <w:t>Conduct deep avatar research (Reddit, Forums)</w:t>
+        <w:t>Conduct the 'Shadow-Test' (Landing page + waitlist)</w:t>
       </w:r>
     </w:p>
     <w:p>
@@ -68,7 +74,7 @@
         <w:pStyle w:val="ListBullet"/>
       </w:pPr>
       <w:r>
-        <w:t>Micro-test a hypothesis with a landing page</w:t>
+        <w:t>Select your 'Primary Niche' based on conversion data</w:t>
       </w:r>
     </w:p>
     <w:p>
@@ -81,22 +87,28 @@
         <w:pStyle w:val="Heading1"/>
       </w:pPr>
       <w:r>
-        <w:t>MODULE 2: Value Ladder Design</w:t>
+        <w:t>MODULE 2: The Strategic Value Ladder</w:t>
       </w:r>
     </w:p>
     <w:p>
       <w:r>
-        <w:t>Objective: Architect the journey for mastery.</w:t>
+        <w:rPr>
+          <w:b/>
+        </w:rPr>
+        <w:t>Strategic Objective: Architect the path from free awareness to $10k+ mentorship.</w:t>
       </w:r>
     </w:p>
     <w:p>
       <w:r>
-        <w:t>From free lead magnets to high-ticket coaching. Designing a path that naturally leads customers to higher levels of investment.</w:t>
+        <w:t>You don't just sell a product; you sell a journey. We design your Value Ladder: Lead Magnets (Awareness), Tripwires (Trust), Core Offers (Revenue), and High-Ticket Backend (Profit). You'll learn how to price each stage to maximize Lifetime Value (LTV) while ensuring every customer gets a massive ROI at every step of the ascension.</w:t>
       </w:r>
     </w:p>
     <w:p>
       <w:r>
-        <w:t>Execution Steps:</w:t>
+        <w:rPr>
+          <w:b/>
+        </w:rPr>
+        <w:t>Elite Execution Steps:</w:t>
       </w:r>
     </w:p>
     <w:p>
@@ -104,7 +116,7 @@
         <w:pStyle w:val="ListBullet"/>
       </w:pPr>
       <w:r>
-        <w:t>Map out your 4-stage value ladder</w:t>
+        <w:t>Map your 4-stage Value Ladder on a single page</w:t>
       </w:r>
     </w:p>
     <w:p>
@@ -112,7 +124,7 @@
         <w:pStyle w:val="ListBullet"/>
       </w:pPr>
       <w:r>
-        <w:t>Design a high-converting lead magnet</w:t>
+        <w:t>Design your 'Core Offer' using the Result-Based pricing model</w:t>
       </w:r>
     </w:p>
     <w:p>
@@ -120,7 +132,7 @@
         <w:pStyle w:val="ListBullet"/>
       </w:pPr>
       <w:r>
-        <w:t>Setup a payment gateway for the 'Tripwire' product</w:t>
+        <w:t>Create a 'Tripwire' product for less than $20</w:t>
       </w:r>
     </w:p>
     <w:p>
@@ -133,22 +145,28 @@
         <w:pStyle w:val="Heading1"/>
       </w:pPr>
       <w:r>
-        <w:t>MODULE 3: Psychological Copywriting</w:t>
+        <w:t>MODULE 3: Psychological Copywriting for Architects</w:t>
       </w:r>
     </w:p>
     <w:p>
       <w:r>
-        <w:t>Objective: Write words that architect sales.</w:t>
+        <w:rPr>
+          <w:b/>
+        </w:rPr>
+        <w:t>Strategic Objective: Write words that trigger action and build absolute authority.</w:t>
       </w:r>
     </w:p>
     <w:p>
       <w:r>
-        <w:t>Using cognitive triggers, scarcity, and authority to build desire and confidence in your offer. The science of conversion.</w:t>
+        <w:t>Copywriting is the architecture of desire. We move beyond 'hype' and use the 'Architect's Lexicon.' You'll learn the PAS (Problem-Agitation-Solution) framework for landing pages and the 'Open-Loop' technique for email sequences. We focus on building 'Cognitive Ease'—making it as easy as possible for the prospect to say 'Yes' to their own transformation.</w:t>
       </w:r>
     </w:p>
     <w:p>
       <w:r>
-        <w:t>Execution Steps:</w:t>
+        <w:rPr>
+          <w:b/>
+        </w:rPr>
+        <w:t>Elite Execution Steps:</w:t>
       </w:r>
     </w:p>
     <w:p>
@@ -156,7 +174,7 @@
         <w:pStyle w:val="ListBullet"/>
       </w:pPr>
       <w:r>
-        <w:t>Draft a long-form sales page using the AIDA framework</w:t>
+        <w:t>Draft a long-form sales page for your Core Offer</w:t>
       </w:r>
     </w:p>
     <w:p>
@@ -164,7 +182,7 @@
         <w:pStyle w:val="ListBullet"/>
       </w:pPr>
       <w:r>
-        <w:t>A/B test two different headlines</w:t>
+        <w:t>Create a 7-day 'Nurture' email sequence</w:t>
       </w:r>
     </w:p>
     <w:p>
@@ -172,7 +190,7 @@
         <w:pStyle w:val="ListBullet"/>
       </w:pPr>
       <w:r>
-        <w:t>Create a 7-day automated email welcome sequence</w:t>
+        <w:t>A/B test two distinct headlines (Emotional vs Logical)</w:t>
       </w:r>
     </w:p>
     <w:p>
@@ -185,22 +203,28 @@
         <w:pStyle w:val="Heading1"/>
       </w:pPr>
       <w:r>
-        <w:t>MODULE 4: Omnipresence Marketing</w:t>
+        <w:t>MODULE 4: The Omnipresence Marketing Engine</w:t>
       </w:r>
     </w:p>
     <w:p>
       <w:r>
-        <w:t>Objective: Build authority across all major platforms.</w:t>
+        <w:rPr>
+          <w:b/>
+        </w:rPr>
+        <w:t>Strategic Objective: Build authority across all major platforms with minimal effort.</w:t>
       </w:r>
     </w:p>
     <w:p>
       <w:r>
-        <w:t>The pillar content system. How to turn one video into 30 pieces of strategic content for Twitter, LinkedIn, and Instagram.</w:t>
+        <w:t>Frequency builds trust. We implement the 'Pillar Content Protocol.' You'll learn how to create one high-quality 'Seed' asset per week and distribute it across 5+ platforms. We discuss platform-specific nuances (LinkedIn for authority, TikTok for reach, Twitter for networking) and how to maintain a consistent 'Elite Architect' brand voice everywhere.</w:t>
       </w:r>
     </w:p>
     <w:p>
       <w:r>
-        <w:t>Execution Steps:</w:t>
+        <w:rPr>
+          <w:b/>
+        </w:rPr>
+        <w:t>Elite Execution Steps:</w:t>
       </w:r>
     </w:p>
     <w:p>
@@ -208,7 +232,7 @@
         <w:pStyle w:val="ListBullet"/>
       </w:pPr>
       <w:r>
-        <w:t>Create a 30-day content calendar</w:t>
+        <w:t>Establish your 'Platform Priority' (Top 2 channels)</w:t>
       </w:r>
     </w:p>
     <w:p>
@@ -216,7 +240,7 @@
         <w:pStyle w:val="ListBullet"/>
       </w:pPr>
       <w:r>
-        <w:t>Setup a repurposing SOP for your team</w:t>
+        <w:t>Setup a Content Calendar with 3 specific hooks per week</w:t>
       </w:r>
     </w:p>
     <w:p>
@@ -224,7 +248,7 @@
         <w:pStyle w:val="ListBullet"/>
       </w:pPr>
       <w:r>
-        <w:t>Audit engagement metrics for 'Signal' content</w:t>
+        <w:t>Automate distribution using a scheduling laboratory (Buffer/Publer)</w:t>
       </w:r>
     </w:p>
     <w:p>
@@ -237,22 +261,28 @@
         <w:pStyle w:val="Heading1"/>
       </w:pPr>
       <w:r>
-        <w:t>MODULE 5: Membership Mastery</w:t>
+        <w:t>MODULE 5: Membership Mastery &amp; Recurring Revenue</w:t>
       </w:r>
     </w:p>
     <w:p>
       <w:r>
-        <w:t>Objective: Build stable, recurring revenue.</w:t>
+        <w:rPr>
+          <w:b/>
+        </w:rPr>
+        <w:t>Strategic Objective: Build a 'Mastery Circle' that provides stable, predictable income.</w:t>
       </w:r>
     </w:p>
     <w:p>
       <w:r>
-        <w:t>Community-based models for continuous value delivery. Turning one-time buyers into lifelong members of your ecosystem.</w:t>
+        <w:t>One-time sales are good; recurring revenue is an empire. We cover the 'Community-as-a-Product' model. Learn how to structure a membership site (Skool, Circle, or WordPress) that keeps people engaged for years. We discuss 'The Retention Secret'—it's not about more content; it's about better results and a sense of belonging to an elite tribe.</w:t>
       </w:r>
     </w:p>
     <w:p>
       <w:r>
-        <w:t>Execution Steps:</w:t>
+        <w:rPr>
+          <w:b/>
+        </w:rPr>
+        <w:t>Elite Execution Steps:</w:t>
       </w:r>
     </w:p>
     <w:p>
@@ -260,7 +290,7 @@
         <w:pStyle w:val="ListBullet"/>
       </w:pPr>
       <w:r>
-        <w:t>Select a community platform (Skool, Circle, Discord)</w:t>
+        <w:t>Select your community platform</w:t>
       </w:r>
     </w:p>
     <w:p>
@@ -268,7 +298,7 @@
         <w:pStyle w:val="ListBullet"/>
       </w:pPr>
       <w:r>
-        <w:t>Map out the monthly 'Value Drop' schedule</w:t>
+        <w:t>Define the 'Monthly Mastery' deliverable</w:t>
       </w:r>
     </w:p>
     <w:p>
@@ -276,7 +306,7 @@
         <w:pStyle w:val="ListBullet"/>
       </w:pPr>
       <w:r>
-        <w:t>Establish a churn reduction protocol</w:t>
+        <w:t>Draft a 12-month retention and engagement plan</w:t>
       </w:r>
     </w:p>
     <w:p>
@@ -289,22 +319,28 @@
         <w:pStyle w:val="Heading1"/>
       </w:pPr>
       <w:r>
-        <w:t>MODULE 6: Affiliate Synergy</w:t>
+        <w:t>MODULE 6: Affiliate Synergy &amp; Referral Loops</w:t>
       </w:r>
     </w:p>
     <w:p>
       <w:r>
-        <w:t>Objective: Leverage other people's audiences to scale.</w:t>
+        <w:rPr>
+          <w:b/>
+        </w:rPr>
+        <w:t>Strategic Objective: Leverage other people's audiences to scale your empire for free.</w:t>
       </w:r>
     </w:p>
     <w:p>
       <w:r>
-        <w:t>Managing programs that incentivize others to promote your assets. The zero-cost acquisition strategy.</w:t>
+        <w:t>The fastest way to grow is to have an army of advocates. We teach the 'Elite Affiliate Program' design—how to structure commissions that make high-level partners eager to promote you. You'll also learn to bake 'Viral Loops' into your product (e.g., 'Refer 3 friends to unlock a bonus module'). This is growth without ad-spend.</w:t>
       </w:r>
     </w:p>
     <w:p>
       <w:r>
-        <w:t>Execution Steps:</w:t>
+        <w:rPr>
+          <w:b/>
+        </w:rPr>
+        <w:t>Elite Execution Steps:</w:t>
       </w:r>
     </w:p>
     <w:p>
@@ -312,7 +348,7 @@
         <w:pStyle w:val="ListBullet"/>
       </w:pPr>
       <w:r>
-        <w:t>Launch your affiliate program on a platform</w:t>
+        <w:t>Design your Affiliate Commission structure</w:t>
       </w:r>
     </w:p>
     <w:p>
@@ -320,7 +356,7 @@
         <w:pStyle w:val="ListBullet"/>
       </w:pPr>
       <w:r>
-        <w:t>Identify and reach out to 10 potential partners</w:t>
+        <w:t>ID 10 potential partners with aligned audiences</w:t>
       </w:r>
     </w:p>
     <w:p>
@@ -328,7 +364,7 @@
         <w:pStyle w:val="ListBullet"/>
       </w:pPr>
       <w:r>
-        <w:t>Design a 'Partner Success Package' (Swipes, Graphics)</w:t>
+        <w:t>Create a 'Partner Success Kit' (Graphics, Swipes, Hooks)</w:t>
       </w:r>
     </w:p>
     <w:p>
@@ -341,22 +377,28 @@
         <w:pStyle w:val="Heading1"/>
       </w:pPr>
       <w:r>
-        <w:t>MODULE 7: Paid Media Acceleration</w:t>
+        <w:t>MODULE 7: Paid Media Acceleration (ROI Scaling)</w:t>
       </w:r>
     </w:p>
     <w:p>
       <w:r>
-        <w:t>Objective: Fuel for validated assets.</w:t>
+        <w:rPr>
+          <w:b/>
+        </w:rPr>
+        <w:t>Strategic Objective: Fuel your validated assets with targeted traffic for exponential growth.</w:t>
       </w:r>
     </w:p>
     <w:p>
       <w:r>
-        <w:t>Moving from organic growth to predictable scaling with Meta and Google Ads. How to spend $1 and make $3.</w:t>
+        <w:t>Once your asset is converting organically, it's time to add fuel. We cover the '3-Phase Ad Strategy' (Initiation, Testing, Ascension). Learn how to target your specific avatar on Meta and Google, how to read 'The Metrics that Matter' (ROAS, CPA), and why most people lose money on ads because they don't have an architectural backend.</w:t>
       </w:r>
     </w:p>
     <w:p>
       <w:r>
-        <w:t>Execution Steps:</w:t>
+        <w:rPr>
+          <w:b/>
+        </w:rPr>
+        <w:t>Elite Execution Steps:</w:t>
       </w:r>
     </w:p>
     <w:p>
@@ -364,7 +406,7 @@
         <w:pStyle w:val="ListBullet"/>
       </w:pPr>
       <w:r>
-        <w:t>Setup tracking pixels on all assets</w:t>
+        <w:t>Setup tracking pixels on all digital assets</w:t>
       </w:r>
     </w:p>
     <w:p>
@@ -372,7 +414,7 @@
         <w:pStyle w:val="ListBullet"/>
       </w:pPr>
       <w:r>
-        <w:t>Run a $100 validation test on your best hook</w:t>
+        <w:t>Launch a $10/day 'Validation' ad campaign</w:t>
       </w:r>
     </w:p>
     <w:p>
@@ -380,7 +422,7 @@
         <w:pStyle w:val="ListBullet"/>
       </w:pPr>
       <w:r>
-        <w:t>Audit ROI and scale the winning creative</w:t>
+        <w:t>Analyze results and identify the 'Winning Creative'</w:t>
       </w:r>
     </w:p>
     <w:p>
@@ -393,22 +435,28 @@
         <w:pStyle w:val="Heading1"/>
       </w:pPr>
       <w:r>
-        <w:t>MODULE 8: The Exit Strategy</w:t>
+        <w:t>MODULE 8: The Exit Strategy &amp; Asset Valuation</w:t>
       </w:r>
     </w:p>
     <w:p>
       <w:r>
-        <w:t>Objective: Prepare your asset portfolio for sale.</w:t>
+        <w:rPr>
+          <w:b/>
+        </w:rPr>
+        <w:t>Strategic Objective: Prepare your digital portfolio for a high-multiple sale or legacy.</w:t>
       </w:r>
     </w:p>
     <w:p>
       <w:r>
-        <w:t>Valuing your digital business for an exit. How to make your empire attractive to institutional buyers or private investors.</w:t>
+        <w:t>An empire is truly valuable when it can run without the architect. We focus on 'Passive Hardening'—systematizing the business so it's attractive to buyers. We cover valuation metrics (SDE vs EBITDA) and how to list your business on elite brokerages like Empire Flippers or Quiet Light. Even if you never sell, building for an exit makes your business better today.</w:t>
       </w:r>
     </w:p>
     <w:p>
       <w:r>
-        <w:t>Execution Steps:</w:t>
+        <w:rPr>
+          <w:b/>
+        </w:rPr>
+        <w:t>Elite Execution Steps:</w:t>
       </w:r>
     </w:p>
     <w:p>
@@ -416,7 +464,7 @@
         <w:pStyle w:val="ListBullet"/>
       </w:pPr>
       <w:r>
-        <w:t>Perform an asset valuation (3x-5x multiple)</w:t>
+        <w:t>Perform a 'Passive Audit' (List what requires YOUR time)</w:t>
       </w:r>
     </w:p>
     <w:p>
@@ -424,7 +472,7 @@
         <w:pStyle w:val="ListBullet"/>
       </w:pPr>
       <w:r>
-        <w:t>Perform a 'Passive Audit' (Can it run without you?)</w:t>
+        <w:t>Systematize the top 3 bottlenecks</w:t>
       </w:r>
     </w:p>
     <w:p>
@@ -432,7 +480,7 @@
         <w:pStyle w:val="ListBullet"/>
       </w:pPr>
       <w:r>
-        <w:t>Research 3 potential business brokers in your niche</w:t>
+        <w:t>Estimate your asset's value using the 3X-5X multiple</w:t>
       </w:r>
     </w:p>
     <w:p>
@@ -813,6 +861,10 @@
     <w:name w:val="Normal"/>
     <w:qFormat/>
     <w:rsid w:val="00FC693F"/>
+    <w:rPr>
+      <w:rFonts w:ascii="Inter" w:hAnsi="Inter"/>
+      <w:sz w:val="22"/>
+    </w:rPr>
   </w:style>
   <w:style w:type="paragraph" w:styleId="Header">
     <w:name w:val="header"/>
